--- a/PPPP_Emails.docx
+++ b/PPPP_Emails.docx
@@ -129,7 +129,15 @@
       </w:r>
       <w:proofErr w:type="spellEnd"/>
       <w:r>
-        <w:t xml:space="preserve"> ও তথ্যের অনুরোধ)</w:t>
+        <w:t xml:space="preserve"> ও </w:t>
+      </w:r>
+      <w:proofErr w:type="spellStart"/>
+      <w:r>
+        <w:t>তথ্যের</w:t>
+      </w:r>
+      <w:proofErr w:type="spellEnd"/>
+      <w:r>
+        <w:t xml:space="preserve"> অনুরোধ)</w:t>
       </w:r>
     </w:p>
     <w:p>
@@ -224,6 +232,40 @@
       <w:r>
         <w:t>pppp.feedback@gmail.com (মতামত, পরামর্শ ও জনমত গ্রহণ)</w:t>
       </w:r>
+    </w:p>
+    <w:p>
+      <w:pPr>
+        <w:jc w:val="center"/>
+        <w:rPr>
+          <w:b/>
+          <w:sz w:val="28"/>
+        </w:rPr>
+      </w:pPr>
+      <w:proofErr w:type="spellStart"/>
+      <w:r>
+        <w:rPr>
+          <w:b/>
+          <w:sz w:val="28"/>
+        </w:rPr>
+        <w:t>যোগাযোগ</w:t>
+      </w:r>
+      <w:proofErr w:type="spellEnd"/>
+      <w:r>
+        <w:rPr>
+          <w:b/>
+          <w:sz w:val="28"/>
+        </w:rPr>
+        <w:t xml:space="preserve"> ও </w:t>
+      </w:r>
+      <w:proofErr w:type="spellStart"/>
+      <w:r>
+        <w:rPr>
+          <w:b/>
+          <w:sz w:val="28"/>
+        </w:rPr>
+        <w:t>সহায়তা</w:t>
+      </w:r>
+      <w:proofErr w:type="spellEnd"/>
     </w:p>
     <w:p>
       <w:pPr>
@@ -234,7 +276,7 @@
           <w:b/>
           <w:sz w:val="28"/>
         </w:rPr>
-        <w:t>যোগাযোগ ও সহায়তা (Contact &amp; Support)</w:t>
+        <w:t>(Contact &amp; Support)</w:t>
       </w:r>
     </w:p>
     <w:p>
@@ -254,7 +296,34 @@
     </w:p>
     <w:p>
       <w:r>
-        <w:t>pppp.replies@gmail.com (অফিশিয়াল উত্তর প্রদান)</w:t>
+        <w:t>pppp.replies@gmail.com (</w:t>
+      </w:r>
+      <w:proofErr w:type="spellStart"/>
+      <w:r>
+        <w:rPr>
+          <w:rFonts w:ascii="Nirmala UI" w:hAnsi="Nirmala UI" w:cs="Nirmala UI"/>
+        </w:rPr>
+        <w:t>অফিসিয়াল</w:t>
+      </w:r>
+      <w:proofErr w:type="spellEnd"/>
+      <w:r>
+        <w:t xml:space="preserve"> </w:t>
+      </w:r>
+      <w:proofErr w:type="spellStart"/>
+      <w:r>
+        <w:t>উত্তর</w:t>
+      </w:r>
+      <w:proofErr w:type="spellEnd"/>
+      <w:r>
+        <w:t xml:space="preserve"> </w:t>
+      </w:r>
+      <w:proofErr w:type="spellStart"/>
+      <w:r>
+        <w:t>প্রদান</w:t>
+      </w:r>
+      <w:proofErr w:type="spellEnd"/>
+      <w:r>
+        <w:t>)</w:t>
       </w:r>
     </w:p>
     <w:p>
@@ -288,6 +357,246 @@
       <w:r>
         <w:t>pppp.assistance@gmail.com (বিশেষ সহায়তা)</w:t>
       </w:r>
+    </w:p>
+    <w:p>
+      <w:pPr>
+        <w:jc w:val="center"/>
+        <w:rPr>
+          <w:b/>
+          <w:sz w:val="28"/>
+        </w:rPr>
+      </w:pPr>
+      <w:proofErr w:type="spellStart"/>
+      <w:r>
+        <w:rPr>
+          <w:b/>
+          <w:sz w:val="28"/>
+        </w:rPr>
+        <w:t>সংবাদ</w:t>
+      </w:r>
+      <w:proofErr w:type="spellEnd"/>
+      <w:r>
+        <w:rPr>
+          <w:b/>
+          <w:sz w:val="28"/>
+        </w:rPr>
+        <w:t xml:space="preserve"> ও </w:t>
+      </w:r>
+      <w:proofErr w:type="spellStart"/>
+      <w:r>
+        <w:rPr>
+          <w:b/>
+          <w:sz w:val="28"/>
+        </w:rPr>
+        <w:t>মিডিয়া</w:t>
+      </w:r>
+      <w:proofErr w:type="spellEnd"/>
+    </w:p>
+    <w:p>
+      <w:pPr>
+        <w:jc w:val="center"/>
+        <w:rPr>
+          <w:b/>
+          <w:sz w:val="28"/>
+        </w:rPr>
+      </w:pPr>
+      <w:r>
+        <w:rPr>
+          <w:b/>
+          <w:sz w:val="28"/>
+        </w:rPr>
+        <w:t>(News &amp; Media)</w:t>
+      </w:r>
+    </w:p>
+    <w:p>
+      <w:r>
+        <w:lastRenderedPageBreak/>
+        <w:t>pppp.mediacenter@gmail.com</w:t>
+      </w:r>
+      <w:r>
+        <w:t xml:space="preserve"> (</w:t>
+      </w:r>
+      <w:proofErr w:type="spellStart"/>
+      <w:r>
+        <w:rPr>
+          <w:rFonts w:ascii="Nirmala UI" w:hAnsi="Nirmala UI" w:cs="Nirmala UI"/>
+        </w:rPr>
+        <w:t>মিডিয়া</w:t>
+      </w:r>
+      <w:proofErr w:type="spellEnd"/>
+      <w:r>
+        <w:t xml:space="preserve"> </w:t>
+      </w:r>
+      <w:r>
+        <w:rPr>
+          <w:rFonts w:ascii="Nirmala UI" w:hAnsi="Nirmala UI" w:cs="Nirmala UI"/>
+        </w:rPr>
+        <w:t>ও</w:t>
+      </w:r>
+      <w:r>
+        <w:t xml:space="preserve"> </w:t>
+      </w:r>
+      <w:proofErr w:type="spellStart"/>
+      <w:r>
+        <w:rPr>
+          <w:rFonts w:ascii="Nirmala UI" w:hAnsi="Nirmala UI" w:cs="Nirmala UI"/>
+        </w:rPr>
+        <w:t>প্রচার</w:t>
+      </w:r>
+      <w:proofErr w:type="spellEnd"/>
+      <w:r>
+        <w:t>)</w:t>
+      </w:r>
+    </w:p>
+    <w:p>
+      <w:r>
+        <w:t>pppp.pressoffice@gmail.com</w:t>
+      </w:r>
+      <w:r>
+        <w:t xml:space="preserve"> (</w:t>
+      </w:r>
+      <w:proofErr w:type="spellStart"/>
+      <w:r>
+        <w:t>সাংবাদিক</w:t>
+      </w:r>
+      <w:proofErr w:type="spellEnd"/>
+      <w:r>
+        <w:t xml:space="preserve"> ও </w:t>
+      </w:r>
+      <w:proofErr w:type="spellStart"/>
+      <w:r>
+        <w:t>প্রেস</w:t>
+      </w:r>
+      <w:proofErr w:type="spellEnd"/>
+      <w:r>
+        <w:t xml:space="preserve"> </w:t>
+      </w:r>
+      <w:proofErr w:type="spellStart"/>
+      <w:r>
+        <w:t>যোগাযোগ</w:t>
+      </w:r>
+      <w:proofErr w:type="spellEnd"/>
+      <w:r>
+        <w:t>)</w:t>
+      </w:r>
+    </w:p>
+    <w:p>
+      <w:r>
+        <w:t>pppp.newsdesk@gmail.com</w:t>
+      </w:r>
+      <w:r>
+        <w:t xml:space="preserve"> (</w:t>
+      </w:r>
+      <w:proofErr w:type="spellStart"/>
+      <w:r>
+        <w:t>সংবাদ</w:t>
+      </w:r>
+      <w:proofErr w:type="spellEnd"/>
+      <w:r>
+        <w:t xml:space="preserve"> </w:t>
+      </w:r>
+      <w:proofErr w:type="spellStart"/>
+      <w:r>
+        <w:t>বিজ্ঞপ্তি</w:t>
+      </w:r>
+      <w:proofErr w:type="spellEnd"/>
+      <w:r>
+        <w:t xml:space="preserve"> ও </w:t>
+      </w:r>
+      <w:proofErr w:type="spellStart"/>
+      <w:r>
+        <w:t>আপডেট</w:t>
+      </w:r>
+      <w:proofErr w:type="spellEnd"/>
+      <w:r>
+        <w:t>)</w:t>
+      </w:r>
+    </w:p>
+    <w:p>
+      <w:r>
+        <w:t>pppp.editorial@gmail.com (সম্পাদকীয় কাজ)</w:t>
+      </w:r>
+    </w:p>
+    <w:p>
+      <w:r>
+        <w:t>pppp.publicity@gmail.com (প্রচার ও প্রচারণা)</w:t>
+      </w:r>
+    </w:p>
+    <w:p>
+      <w:r>
+        <w:t>pppp.campaign@gmail.com (নির্বাচনী ও অন্যান্য ক্যাম্পেইন)</w:t>
+      </w:r>
+    </w:p>
+    <w:p>
+      <w:r>
+        <w:t>pppp.communications@gmail.com (</w:t>
+      </w:r>
+      <w:proofErr w:type="spellStart"/>
+      <w:r>
+        <w:rPr>
+          <w:rFonts w:ascii="Nirmala UI" w:hAnsi="Nirmala UI" w:cs="Nirmala UI"/>
+        </w:rPr>
+        <w:t>অফিসিয়াল</w:t>
+      </w:r>
+      <w:proofErr w:type="spellEnd"/>
+      <w:r>
+        <w:t xml:space="preserve"> </w:t>
+      </w:r>
+      <w:proofErr w:type="spellStart"/>
+      <w:r>
+        <w:t>যোগাযোগ</w:t>
+      </w:r>
+      <w:proofErr w:type="spellEnd"/>
+      <w:r>
+        <w:t xml:space="preserve"> </w:t>
+      </w:r>
+      <w:proofErr w:type="spellStart"/>
+      <w:r>
+        <w:t>ব্যবস্থাপনা</w:t>
+      </w:r>
+      <w:proofErr w:type="spellEnd"/>
+      <w:r>
+        <w:t>)</w:t>
+      </w:r>
+    </w:p>
+    <w:p>
+      <w:r>
+        <w:t>pppp.announcements@gmail.com (গণবার্তা ও ঘোষণা)</w:t>
+      </w:r>
+    </w:p>
+    <w:p>
+      <w:pPr>
+        <w:jc w:val="center"/>
+        <w:rPr>
+          <w:b/>
+          <w:sz w:val="28"/>
+        </w:rPr>
+      </w:pPr>
+      <w:proofErr w:type="spellStart"/>
+      <w:r>
+        <w:rPr>
+          <w:b/>
+          <w:sz w:val="28"/>
+        </w:rPr>
+        <w:t>সদস্য</w:t>
+      </w:r>
+      <w:proofErr w:type="spellEnd"/>
+      <w:r>
+        <w:rPr>
+          <w:b/>
+          <w:sz w:val="28"/>
+        </w:rPr>
+        <w:t xml:space="preserve"> ও </w:t>
+      </w:r>
+      <w:proofErr w:type="spellStart"/>
+      <w:r>
+        <w:rPr>
+          <w:b/>
+          <w:sz w:val="28"/>
+        </w:rPr>
+        <w:t>সংগঠন</w:t>
+      </w:r>
+      <w:proofErr w:type="spellEnd"/>
     </w:p>
     <w:p>
       <w:pPr>
@@ -298,42 +607,39 @@
           <w:b/>
           <w:sz w:val="28"/>
         </w:rPr>
-        <w:t>সংবাদ ও মিডিয়া (News &amp; Media)</w:t>
-      </w:r>
-    </w:p>
-    <w:p>
-      <w:r>
-        <w:t>pppp.mediacenter@gmail.com</w:t>
-      </w:r>
-      <w:r>
-        <w:t xml:space="preserve"> (</w:t>
+        <w:t>(Membership &amp; Organization)</w:t>
+      </w:r>
+    </w:p>
+    <w:p>
+      <w:r>
+        <w:t>pppp.members@gmail.com (সদস্য নিবন্ধন ও সদস্যসেবা)</w:t>
+      </w:r>
+    </w:p>
+    <w:p>
+      <w:r>
+        <w:t>pppp.organization@gmail.com (সাংগঠনিক বিষয়)</w:t>
+      </w:r>
+    </w:p>
+    <w:p>
+      <w:r>
+        <w:t>pppp.network@gmail.com (নেটওয়ার্ক ও সমন্বয়)</w:t>
+      </w:r>
+    </w:p>
+    <w:p>
+      <w:r>
+        <w:t>pppp.coordination@gmail.com (</w:t>
       </w:r>
       <w:proofErr w:type="spellStart"/>
       <w:r>
-        <w:rPr>
-          <w:rFonts w:ascii="Nirmala UI" w:hAnsi="Nirmala UI" w:cs="Nirmala UI"/>
-        </w:rPr>
-        <w:t>মিডিয়া</w:t>
+        <w:t>সমন্বয়</w:t>
       </w:r>
       <w:proofErr w:type="spellEnd"/>
       <w:r>
         <w:t xml:space="preserve"> </w:t>
       </w:r>
-      <w:r>
-        <w:rPr>
-          <w:rFonts w:ascii="Nirmala UI" w:hAnsi="Nirmala UI" w:cs="Nirmala UI"/>
-        </w:rPr>
-        <w:t>ও</w:t>
-      </w:r>
-      <w:r>
-        <w:t xml:space="preserve"> </w:t>
-      </w:r>
       <w:proofErr w:type="spellStart"/>
       <w:r>
-        <w:rPr>
-          <w:rFonts w:ascii="Nirmala UI" w:hAnsi="Nirmala UI" w:cs="Nirmala UI"/>
-        </w:rPr>
-        <w:t>প্রচার</w:t>
+        <w:t>কার্যক্রম</w:t>
       </w:r>
       <w:proofErr w:type="spellEnd"/>
       <w:r>
@@ -342,77 +648,47 @@
     </w:p>
     <w:p>
       <w:r>
-        <w:t>pppp.pressoffice@gmail.com</w:t>
-      </w:r>
-      <w:r>
-        <w:t xml:space="preserve"> (</w:t>
-      </w:r>
+        <w:t>pppp.secretariat@gmail.com (সচিবালয়ের অফিসিয়াল কাজ)</w:t>
+      </w:r>
+    </w:p>
+    <w:p>
+      <w:r>
+        <w:t>pppp.committees@gmail.com (কমিটি সংক্রান্ত যোগাযোগ)</w:t>
+      </w:r>
+    </w:p>
+    <w:p>
+      <w:pPr>
+        <w:jc w:val="center"/>
+        <w:rPr>
+          <w:b/>
+          <w:sz w:val="28"/>
+        </w:rPr>
+      </w:pPr>
       <w:proofErr w:type="spellStart"/>
       <w:r>
-        <w:t>সাংবাদিক</w:t>
+        <w:rPr>
+          <w:b/>
+          <w:sz w:val="28"/>
+        </w:rPr>
+        <w:t>প্রশাসন</w:t>
       </w:r>
       <w:proofErr w:type="spellEnd"/>
       <w:r>
+        <w:rPr>
+          <w:b/>
+          <w:sz w:val="28"/>
+        </w:rPr>
         <w:t xml:space="preserve"> ও </w:t>
       </w:r>
       <w:proofErr w:type="spellStart"/>
       <w:r>
-        <w:t>প্রেস</w:t>
+        <w:rPr>
+          <w:b/>
+          <w:sz w:val="28"/>
+        </w:rPr>
+        <w:t>অর্থ</w:t>
       </w:r>
       <w:proofErr w:type="spellEnd"/>
-      <w:r>
-        <w:t xml:space="preserve"> যোগাযোগ)</w:t>
-      </w:r>
-    </w:p>
-    <w:p>
-      <w:r>
-        <w:lastRenderedPageBreak/>
-        <w:t>pppp.newsdesk@gmail.com</w:t>
-      </w:r>
-      <w:r>
-        <w:t xml:space="preserve"> (</w:t>
-      </w:r>
-      <w:proofErr w:type="spellStart"/>
-      <w:r>
-        <w:t>সংবাদ</w:t>
-      </w:r>
-      <w:proofErr w:type="spellEnd"/>
-      <w:r>
-        <w:t xml:space="preserve"> </w:t>
-      </w:r>
-      <w:proofErr w:type="spellStart"/>
-      <w:r>
-        <w:t>বিজ্ঞপ্তি</w:t>
-      </w:r>
-      <w:proofErr w:type="spellEnd"/>
-      <w:r>
-        <w:t xml:space="preserve"> ও আপডেট)</w:t>
-      </w:r>
-    </w:p>
-    <w:p>
-      <w:r>
-        <w:t>pppp.editorial@gmail.com (সম্পাদকীয় কাজ)</w:t>
-      </w:r>
-    </w:p>
-    <w:p>
-      <w:r>
-        <w:t>pppp.publicity@gmail.com (প্রচার ও প্রচারণা)</w:t>
-      </w:r>
-    </w:p>
-    <w:p>
-      <w:r>
-        <w:t>pppp.campaign@gmail.com (নির্বাচনী ও অন্যান্য ক্যাম্পেইন)</w:t>
-      </w:r>
-    </w:p>
-    <w:p>
-      <w:r>
-        <w:t>pppp.communications@gmail.com (অফিশিয়াল যোগাযোগ ব্যবস্থাপনা)</w:t>
-      </w:r>
-    </w:p>
-    <w:p>
-      <w:r>
-        <w:t>pppp.announcements@gmail.com (গণবার্তা ও ঘোষণা)</w:t>
-      </w:r>
     </w:p>
     <w:p>
       <w:pPr>
@@ -423,63 +699,176 @@
           <w:b/>
           <w:sz w:val="28"/>
         </w:rPr>
-        <w:t>সদস্য ও সংগঠন (Membership &amp; Organization)</w:t>
-      </w:r>
-    </w:p>
-    <w:p>
-      <w:r>
-        <w:t>pppp.members@gmail.com (সদস্য নিবন্ধন ও সদস্যসেবা)</w:t>
-      </w:r>
-    </w:p>
-    <w:p>
-      <w:r>
-        <w:t>pppp.organization@gmail.com (সাংগঠনিক বিষয়)</w:t>
-      </w:r>
-    </w:p>
-    <w:p>
-      <w:r>
-        <w:t>pppp.network@gmail.com (নেটওয়ার্ক ও সমন্বয়)</w:t>
-      </w:r>
-    </w:p>
-    <w:p>
-      <w:r>
-        <w:t>pppp.volunteer@gmail.com (স্বেচ্ছাসেবক কার্যক্রম)</w:t>
-      </w:r>
-    </w:p>
-    <w:p>
-      <w:r>
-        <w:t>pppp.coordination@gmail.com (সমন্বয় কার্যক্রম)</w:t>
-      </w:r>
-    </w:p>
-    <w:p>
-      <w:r>
-        <w:t>pppp.secretariat@gmail.com (সচিবালয়ের অফিসিয়াল কাজ)</w:t>
-      </w:r>
-    </w:p>
-    <w:p>
-      <w:r>
-        <w:t>pppp.committees@gmail.com (কমিটি সংক্রান্ত যোগাযোগ)</w:t>
-      </w:r>
-    </w:p>
-    <w:p>
-      <w:r>
-        <w:t>pppp.students@gmail.com (ছাত্র শাখা)</w:t>
-      </w:r>
-    </w:p>
-    <w:p>
-      <w:r>
-        <w:t>pppp.youth@gmail.com (যুব শাখা)</w:t>
-      </w:r>
-    </w:p>
-    <w:p>
-      <w:r>
-        <w:t>pppp.women@gmail.com (নারী শাখা)</w:t>
-      </w:r>
-    </w:p>
-    <w:p>
-      <w:r>
-        <w:t>pppp.doctors@gmail.com (চিকিৎসক শাখা)</w:t>
-      </w:r>
+        <w:t>(Administration &amp; Finance)</w:t>
+      </w:r>
+    </w:p>
+    <w:p>
+      <w:r>
+        <w:t>pppp.administration@gmail.com</w:t>
+      </w:r>
+      <w:r>
+        <w:t xml:space="preserve"> (</w:t>
+      </w:r>
+      <w:proofErr w:type="spellStart"/>
+      <w:r>
+        <w:rPr>
+          <w:rFonts w:ascii="Nirmala UI" w:hAnsi="Nirmala UI" w:cs="Nirmala UI"/>
+        </w:rPr>
+        <w:t>প্রশাসন</w:t>
+      </w:r>
+      <w:proofErr w:type="spellEnd"/>
+      <w:r>
+        <w:rPr>
+          <w:rFonts w:ascii="Nirmala UI" w:hAnsi="Nirmala UI" w:cs="Nirmala UI"/>
+        </w:rPr>
+        <w:t xml:space="preserve"> </w:t>
+      </w:r>
+      <w:proofErr w:type="spellStart"/>
+      <w:r>
+        <w:rPr>
+          <w:rFonts w:ascii="Nirmala UI" w:hAnsi="Nirmala UI" w:cs="Nirmala UI"/>
+        </w:rPr>
+        <w:t>বিভাগ</w:t>
+      </w:r>
+      <w:proofErr w:type="spellEnd"/>
+      <w:r>
+        <w:t>)</w:t>
+      </w:r>
+    </w:p>
+    <w:p>
+      <w:r>
+        <w:t>pppp.planning@gmail.com (ব্যবস্থাপনা ও পরিকল্পনা)</w:t>
+      </w:r>
+    </w:p>
+    <w:p>
+      <w:r>
+        <w:t>pppp.treasuryoffice@gmail.com</w:t>
+      </w:r>
+      <w:r>
+        <w:t xml:space="preserve"> (</w:t>
+      </w:r>
+      <w:proofErr w:type="spellStart"/>
+      <w:r>
+        <w:rPr>
+          <w:rFonts w:ascii="Nirmala UI" w:hAnsi="Nirmala UI" w:cs="Nirmala UI"/>
+        </w:rPr>
+        <w:t>কোষাগার</w:t>
+      </w:r>
+      <w:proofErr w:type="spellEnd"/>
+      <w:r>
+        <w:t xml:space="preserve"> </w:t>
+      </w:r>
+      <w:r>
+        <w:rPr>
+          <w:rFonts w:ascii="Nirmala UI" w:hAnsi="Nirmala UI" w:cs="Nirmala UI"/>
+        </w:rPr>
+        <w:t>ও</w:t>
+      </w:r>
+      <w:r>
+        <w:t xml:space="preserve"> </w:t>
+      </w:r>
+      <w:proofErr w:type="spellStart"/>
+      <w:r>
+        <w:rPr>
+          <w:rFonts w:ascii="Nirmala UI" w:hAnsi="Nirmala UI" w:cs="Nirmala UI"/>
+        </w:rPr>
+        <w:t>তহবিল</w:t>
+      </w:r>
+      <w:proofErr w:type="spellEnd"/>
+      <w:r>
+        <w:t xml:space="preserve"> </w:t>
+      </w:r>
+      <w:proofErr w:type="spellStart"/>
+      <w:r>
+        <w:rPr>
+          <w:rFonts w:ascii="Nirmala UI" w:hAnsi="Nirmala UI" w:cs="Nirmala UI"/>
+        </w:rPr>
+        <w:t>ব্যবস্থাপনা</w:t>
+      </w:r>
+      <w:proofErr w:type="spellEnd"/>
+      <w:r>
+        <w:t>)</w:t>
+      </w:r>
+    </w:p>
+    <w:p>
+      <w:r>
+        <w:t>pppp.financeoffice@gmail.com</w:t>
+      </w:r>
+      <w:r>
+        <w:t xml:space="preserve"> (</w:t>
+      </w:r>
+      <w:proofErr w:type="spellStart"/>
+      <w:r>
+        <w:t>অর্থ</w:t>
+      </w:r>
+      <w:proofErr w:type="spellEnd"/>
+      <w:r>
+        <w:t xml:space="preserve"> ও </w:t>
+      </w:r>
+      <w:proofErr w:type="spellStart"/>
+      <w:r>
+        <w:t>বাজেট</w:t>
+      </w:r>
+      <w:proofErr w:type="spellEnd"/>
+      <w:r>
+        <w:t>)</w:t>
+      </w:r>
+    </w:p>
+    <w:p>
+      <w:r>
+        <w:t>pppp.legal@gmail.com (আইনি বিষয়)</w:t>
+      </w:r>
+    </w:p>
+    <w:p>
+      <w:r>
+        <w:t>pppp.archivesoffice@gmail.com</w:t>
+      </w:r>
+      <w:r>
+        <w:t xml:space="preserve"> (</w:t>
+      </w:r>
+      <w:proofErr w:type="spellStart"/>
+      <w:r>
+        <w:t>রেকর্ড</w:t>
+      </w:r>
+      <w:proofErr w:type="spellEnd"/>
+      <w:r>
+        <w:t xml:space="preserve"> ও </w:t>
+      </w:r>
+      <w:proofErr w:type="spellStart"/>
+      <w:r>
+        <w:t>আর্কাইভ</w:t>
+      </w:r>
+      <w:proofErr w:type="spellEnd"/>
+      <w:r>
+        <w:t xml:space="preserve"> </w:t>
+      </w:r>
+      <w:proofErr w:type="spellStart"/>
+      <w:r>
+        <w:t>সংরক্ষণ</w:t>
+      </w:r>
+      <w:proofErr w:type="spellEnd"/>
+      <w:r>
+        <w:t>)</w:t>
+      </w:r>
+    </w:p>
+    <w:p>
+      <w:pPr>
+        <w:jc w:val="center"/>
+        <w:rPr>
+          <w:b/>
+          <w:sz w:val="28"/>
+        </w:rPr>
+      </w:pPr>
+      <w:proofErr w:type="spellStart"/>
+      <w:r>
+        <w:rPr>
+          <w:b/>
+          <w:sz w:val="28"/>
+        </w:rPr>
+        <w:lastRenderedPageBreak/>
+        <w:t>আন্তর্জাতিক</w:t>
+      </w:r>
+      <w:proofErr w:type="spellEnd"/>
     </w:p>
     <w:p>
       <w:pPr>
@@ -490,36 +879,32 @@
           <w:b/>
           <w:sz w:val="28"/>
         </w:rPr>
-        <w:t>প্রশাসন ও অর্থ (Administration &amp; Finance)</w:t>
-      </w:r>
-    </w:p>
-    <w:p>
-      <w:r>
-        <w:t>pppp.administration@gmail.com</w:t>
+        <w:t>(International)</w:t>
+      </w:r>
+    </w:p>
+    <w:p>
+      <w:r>
+        <w:t>pppp.international@gmail.com (বিদেশি সংগঠন ও প্রতিনিধিদের যোগাযোগ)</w:t>
+      </w:r>
+    </w:p>
+    <w:p>
+      <w:r>
+        <w:t>pppp.globaloffice@gmail.com</w:t>
       </w:r>
       <w:r>
         <w:t xml:space="preserve"> (</w:t>
       </w:r>
       <w:proofErr w:type="spellStart"/>
       <w:r>
-        <w:rPr>
-          <w:rFonts w:ascii="Nirmala UI" w:hAnsi="Nirmala UI" w:cs="Nirmala UI"/>
-        </w:rPr>
-        <w:t>প্রশাসন</w:t>
+        <w:t>আন্তর্জাতিক</w:t>
       </w:r>
       <w:proofErr w:type="spellEnd"/>
       <w:r>
-        <w:rPr>
-          <w:rFonts w:ascii="Nirmala UI" w:hAnsi="Nirmala UI" w:cs="Nirmala UI"/>
-        </w:rPr>
         <w:t xml:space="preserve"> </w:t>
       </w:r>
       <w:proofErr w:type="spellStart"/>
       <w:r>
-        <w:rPr>
-          <w:rFonts w:ascii="Nirmala UI" w:hAnsi="Nirmala UI" w:cs="Nirmala UI"/>
-        </w:rPr>
-        <w:t>বিভাগ</w:t>
+        <w:t>যোগাযোগ</w:t>
       </w:r>
       <w:proofErr w:type="spellEnd"/>
       <w:r>
@@ -528,112 +913,115 @@
     </w:p>
     <w:p>
       <w:r>
-        <w:t>pppp.planning@gmail.com (ব্যবস্থাপনা ও পরিকল্পনা)</w:t>
-      </w:r>
-    </w:p>
-    <w:p>
-      <w:r>
-        <w:t>pppp.treasuryoffice@gmail.com</w:t>
-      </w:r>
-      <w:r>
-        <w:t xml:space="preserve"> (</w:t>
-      </w:r>
+        <w:t>pppp.diplomacy@gmail.com (কূটনৈতিক যোগাযোগ)</w:t>
+      </w:r>
+    </w:p>
+    <w:p>
+      <w:r>
+        <w:t>pppp.foreignaffairs@gmail.com (বিদেশবিষয়ক কার্যক্রম)</w:t>
+      </w:r>
+    </w:p>
+    <w:p>
+      <w:pPr>
+        <w:jc w:val="center"/>
+        <w:rPr>
+          <w:b/>
+          <w:bCs/>
+          <w:sz w:val="28"/>
+          <w:szCs w:val="28"/>
+        </w:rPr>
+      </w:pPr>
       <w:proofErr w:type="spellStart"/>
       <w:r>
         <w:rPr>
-          <w:rFonts w:ascii="Nirmala UI" w:hAnsi="Nirmala UI" w:cs="Nirmala UI"/>
-        </w:rPr>
-        <w:t>কোষাগার</w:t>
+          <w:b/>
+          <w:bCs/>
+          <w:sz w:val="28"/>
+          <w:szCs w:val="28"/>
+        </w:rPr>
+        <w:t>পিপিপিপির</w:t>
       </w:r>
       <w:proofErr w:type="spellEnd"/>
       <w:r>
+        <w:rPr>
+          <w:b/>
+          <w:bCs/>
+          <w:sz w:val="28"/>
+          <w:szCs w:val="28"/>
+        </w:rPr>
         <w:t xml:space="preserve"> </w:t>
       </w:r>
-      <w:r>
-        <w:rPr>
-          <w:rFonts w:ascii="Nirmala UI" w:hAnsi="Nirmala UI" w:cs="Nirmala UI"/>
-        </w:rPr>
-        <w:t>ও</w:t>
-      </w:r>
-      <w:r>
+      <w:proofErr w:type="spellStart"/>
+      <w:r>
+        <w:rPr>
+          <w:b/>
+          <w:bCs/>
+          <w:sz w:val="28"/>
+          <w:szCs w:val="28"/>
+        </w:rPr>
+        <w:t>সবচেয়ে</w:t>
+      </w:r>
+      <w:proofErr w:type="spellEnd"/>
+      <w:r>
+        <w:rPr>
+          <w:b/>
+          <w:bCs/>
+          <w:sz w:val="28"/>
+          <w:szCs w:val="28"/>
+        </w:rPr>
         <w:t xml:space="preserve"> </w:t>
       </w:r>
       <w:proofErr w:type="spellStart"/>
       <w:r>
         <w:rPr>
-          <w:rFonts w:ascii="Nirmala UI" w:hAnsi="Nirmala UI" w:cs="Nirmala UI"/>
-        </w:rPr>
-        <w:t>তহবিল</w:t>
+          <w:b/>
+          <w:bCs/>
+          <w:sz w:val="28"/>
+          <w:szCs w:val="28"/>
+        </w:rPr>
+        <w:t>গুরুত্বপূর্ণ</w:t>
       </w:r>
       <w:proofErr w:type="spellEnd"/>
       <w:r>
+        <w:rPr>
+          <w:b/>
+          <w:bCs/>
+          <w:sz w:val="28"/>
+          <w:szCs w:val="28"/>
+        </w:rPr>
+        <w:t xml:space="preserve"> ১০ </w:t>
+      </w:r>
+      <w:proofErr w:type="spellStart"/>
+      <w:r>
+        <w:rPr>
+          <w:b/>
+          <w:bCs/>
+          <w:sz w:val="28"/>
+          <w:szCs w:val="28"/>
+        </w:rPr>
+        <w:t>ইমেইল</w:t>
+      </w:r>
+      <w:proofErr w:type="spellEnd"/>
+      <w:r>
+        <w:rPr>
+          <w:b/>
+          <w:bCs/>
+          <w:sz w:val="28"/>
+          <w:szCs w:val="28"/>
+        </w:rPr>
         <w:t xml:space="preserve"> </w:t>
       </w:r>
       <w:proofErr w:type="spellStart"/>
       <w:r>
         <w:rPr>
-          <w:rFonts w:ascii="Nirmala UI" w:hAnsi="Nirmala UI" w:cs="Nirmala UI"/>
-        </w:rPr>
-        <w:t>ব্যবস্থাপনা</w:t>
+          <w:b/>
+          <w:bCs/>
+          <w:sz w:val="28"/>
+          <w:szCs w:val="28"/>
+        </w:rPr>
+        <w:t>অ্যাড্রেস</w:t>
       </w:r>
       <w:proofErr w:type="spellEnd"/>
-      <w:r>
-        <w:t>)</w:t>
-      </w:r>
-    </w:p>
-    <w:p>
-      <w:r>
-        <w:t>pppp.financeoffice@gmail.com</w:t>
-      </w:r>
-      <w:r>
-        <w:t xml:space="preserve"> (</w:t>
-      </w:r>
-      <w:proofErr w:type="spellStart"/>
-      <w:r>
-        <w:t>অর্থ</w:t>
-      </w:r>
-      <w:proofErr w:type="spellEnd"/>
-      <w:r>
-        <w:t xml:space="preserve"> ও </w:t>
-      </w:r>
-      <w:proofErr w:type="spellStart"/>
-      <w:r>
-        <w:t>বাজেট</w:t>
-      </w:r>
-      <w:proofErr w:type="spellEnd"/>
-      <w:r>
-        <w:t>)</w:t>
-      </w:r>
-    </w:p>
-    <w:p>
-      <w:r>
-        <w:t>pppp.legal@gmail.com (আইনি বিষয়)</w:t>
-      </w:r>
-    </w:p>
-    <w:p>
-      <w:r>
-        <w:lastRenderedPageBreak/>
-        <w:t>pppp.archivesoffice@gmail.com</w:t>
-      </w:r>
-      <w:r>
-        <w:t xml:space="preserve"> (</w:t>
-      </w:r>
-      <w:proofErr w:type="spellStart"/>
-      <w:r>
-        <w:t>রেকর্ড</w:t>
-      </w:r>
-      <w:proofErr w:type="spellEnd"/>
-      <w:r>
-        <w:t xml:space="preserve"> ও </w:t>
-      </w:r>
-      <w:proofErr w:type="spellStart"/>
-      <w:r>
-        <w:t>আর্কাইভ</w:t>
-      </w:r>
-      <w:proofErr w:type="spellEnd"/>
-      <w:r>
-        <w:t xml:space="preserve"> সংরক্ষণ)</w:t>
-      </w:r>
     </w:p>
     <w:p>
       <w:pPr>
@@ -642,33 +1030,161 @@
       <w:r>
         <w:rPr>
           <w:b/>
+          <w:bCs/>
           <w:sz w:val="28"/>
-        </w:rPr>
-        <w:t>আন্তর্জাতিক (International)</w:t>
-      </w:r>
-    </w:p>
-    <w:p>
-      <w:r>
-        <w:t>pppp.international@gmail.com (বিদেশি সংগঠন ও প্রতিনিধিদের যোগাযোগ)</w:t>
-      </w:r>
-    </w:p>
-    <w:p>
-      <w:r>
-        <w:t>pppp.globaloffice@gmail.com</w:t>
+          <w:szCs w:val="28"/>
+        </w:rPr>
+        <w:t>(PPPP Top 10 Most Important Email Addresses)</w:t>
+      </w:r>
+    </w:p>
+    <w:p>
+      <w:r>
+        <w:t>pppp.bangladesh@gmail.com (প্রধান / অফিসিয়াল ইমেইল)</w:t>
+      </w:r>
+    </w:p>
+    <w:p>
+      <w:r>
+        <w:t>pppp.headoffice@gmail.com</w:t>
       </w:r>
       <w:r>
         <w:t xml:space="preserve"> (</w:t>
       </w:r>
       <w:proofErr w:type="spellStart"/>
       <w:r>
-        <w:t>আন্তর্জাতিক</w:t>
+        <w:rPr>
+          <w:rFonts w:ascii="Nirmala UI" w:hAnsi="Nirmala UI" w:cs="Nirmala UI"/>
+        </w:rPr>
+        <w:t>কেন্দ্রীয়</w:t>
       </w:r>
       <w:proofErr w:type="spellEnd"/>
       <w:r>
+        <w:t xml:space="preserve"> / </w:t>
+      </w:r>
+      <w:proofErr w:type="spellStart"/>
+      <w:r>
+        <w:rPr>
+          <w:rFonts w:ascii="Nirmala UI" w:hAnsi="Nirmala UI" w:cs="Nirmala UI"/>
+        </w:rPr>
+        <w:t>হেড</w:t>
+      </w:r>
+      <w:proofErr w:type="spellEnd"/>
+      <w:r>
         <w:t xml:space="preserve"> </w:t>
       </w:r>
       <w:proofErr w:type="spellStart"/>
       <w:r>
+        <w:rPr>
+          <w:rFonts w:ascii="Nirmala UI" w:hAnsi="Nirmala UI" w:cs="Nirmala UI"/>
+        </w:rPr>
+        <w:t>অফিস</w:t>
+      </w:r>
+      <w:proofErr w:type="spellEnd"/>
+      <w:r>
+        <w:t>)</w:t>
+      </w:r>
+    </w:p>
+    <w:p>
+      <w:r>
+        <w:t>pppp.adminoffice@gmail.com</w:t>
+      </w:r>
+      <w:r>
+        <w:t xml:space="preserve"> (</w:t>
+      </w:r>
+      <w:proofErr w:type="spellStart"/>
+      <w:r>
+        <w:t>প্রশাসনিক</w:t>
+      </w:r>
+      <w:proofErr w:type="spellEnd"/>
+      <w:r>
+        <w:t xml:space="preserve"> </w:t>
+      </w:r>
+      <w:proofErr w:type="spellStart"/>
+      <w:r>
+        <w:t>অফিস</w:t>
+      </w:r>
+      <w:proofErr w:type="spellEnd"/>
+      <w:r>
+        <w:t>)</w:t>
+      </w:r>
+    </w:p>
+    <w:p>
+      <w:r>
+        <w:t>pppp.information@gmail.com</w:t>
+      </w:r>
+      <w:r>
+        <w:t xml:space="preserve"> (</w:t>
+      </w:r>
+      <w:proofErr w:type="spellStart"/>
+      <w:r>
+        <w:rPr>
+          <w:rFonts w:ascii="Nirmala UI" w:hAnsi="Nirmala UI" w:cs="Nirmala UI"/>
+        </w:rPr>
+        <w:t>সাধারণ</w:t>
+      </w:r>
+      <w:proofErr w:type="spellEnd"/>
+      <w:r>
+        <w:t xml:space="preserve"> </w:t>
+      </w:r>
+      <w:proofErr w:type="spellStart"/>
+      <w:r>
+        <w:rPr>
+          <w:rFonts w:ascii="Nirmala UI" w:hAnsi="Nirmala UI" w:cs="Nirmala UI"/>
+        </w:rPr>
+        <w:t>তথ্য</w:t>
+      </w:r>
+      <w:proofErr w:type="spellEnd"/>
+      <w:r>
+        <w:t xml:space="preserve"> </w:t>
+      </w:r>
+      <w:r>
+        <w:rPr>
+          <w:rFonts w:ascii="Nirmala UI" w:hAnsi="Nirmala UI" w:cs="Nirmala UI"/>
+        </w:rPr>
+        <w:t>ও</w:t>
+      </w:r>
+      <w:r>
+        <w:t xml:space="preserve"> </w:t>
+      </w:r>
+      <w:proofErr w:type="spellStart"/>
+      <w:r>
+        <w:rPr>
+          <w:rFonts w:ascii="Nirmala UI" w:hAnsi="Nirmala UI" w:cs="Nirmala UI"/>
+        </w:rPr>
+        <w:t>তথ্যের</w:t>
+      </w:r>
+      <w:proofErr w:type="spellEnd"/>
+      <w:r>
+        <w:t xml:space="preserve"> </w:t>
+      </w:r>
+      <w:proofErr w:type="spellStart"/>
+      <w:r>
+        <w:rPr>
+          <w:rFonts w:ascii="Nirmala UI" w:hAnsi="Nirmala UI" w:cs="Nirmala UI"/>
+        </w:rPr>
+        <w:t>অনুরোধ</w:t>
+      </w:r>
+      <w:proofErr w:type="spellEnd"/>
+      <w:r>
+        <w:t>)</w:t>
+      </w:r>
+    </w:p>
+    <w:p>
+      <w:r>
+        <w:t>pppp.contactoffice@gmail.com</w:t>
+      </w:r>
+      <w:r>
+        <w:t xml:space="preserve"> (</w:t>
+      </w:r>
+      <w:proofErr w:type="spellStart"/>
+      <w:r>
+        <w:t>সাধারণ</w:t>
+      </w:r>
+      <w:proofErr w:type="spellEnd"/>
+      <w:r>
+        <w:t xml:space="preserve"> </w:t>
+      </w:r>
+      <w:proofErr w:type="spellStart"/>
+      <w:r>
         <w:t>যোগাযোগ</w:t>
       </w:r>
       <w:proofErr w:type="spellEnd"/>
@@ -678,50 +1194,303 @@
     </w:p>
     <w:p>
       <w:r>
-        <w:t>pppp.diplomacy@gmail.com (কূটনৈতিক যোগাযোগ)</w:t>
-      </w:r>
-    </w:p>
-    <w:p>
-      <w:r>
-        <w:t>pppp.foreignaffairs@gmail.com (বিদেশবিষয়ক কার্যক্রম)</w:t>
-      </w:r>
-    </w:p>
-    <w:p>
+        <w:t>pppp.support@gmail.com (</w:t>
+      </w:r>
       <w:proofErr w:type="spellStart"/>
       <w:r>
+        <w:rPr>
+          <w:rFonts w:ascii="Nirmala UI" w:hAnsi="Nirmala UI" w:cs="Nirmala UI"/>
+        </w:rPr>
+        <w:t>সদস্য</w:t>
+      </w:r>
+      <w:proofErr w:type="spellEnd"/>
+      <w:r>
+        <w:t xml:space="preserve"> </w:t>
+      </w:r>
+      <w:r>
+        <w:rPr>
+          <w:rFonts w:ascii="Nirmala UI" w:hAnsi="Nirmala UI" w:cs="Nirmala UI"/>
+        </w:rPr>
+        <w:t>ও</w:t>
+      </w:r>
+      <w:r>
+        <w:t xml:space="preserve"> </w:t>
+      </w:r>
+      <w:proofErr w:type="spellStart"/>
+      <w:r>
+        <w:rPr>
+          <w:rFonts w:ascii="Nirmala UI" w:hAnsi="Nirmala UI" w:cs="Nirmala UI"/>
+        </w:rPr>
+        <w:t>সাধারণ</w:t>
+      </w:r>
+      <w:proofErr w:type="spellEnd"/>
+      <w:r>
+        <w:t xml:space="preserve"> </w:t>
+      </w:r>
+      <w:proofErr w:type="spellStart"/>
+      <w:r>
+        <w:rPr>
+          <w:rFonts w:ascii="Nirmala UI" w:hAnsi="Nirmala UI" w:cs="Nirmala UI"/>
+        </w:rPr>
+        <w:t>মানুষের</w:t>
+      </w:r>
+      <w:proofErr w:type="spellEnd"/>
+      <w:r>
+        <w:t xml:space="preserve"> </w:t>
+      </w:r>
+      <w:proofErr w:type="spellStart"/>
+      <w:r>
+        <w:rPr>
+          <w:rFonts w:ascii="Nirmala UI" w:hAnsi="Nirmala UI" w:cs="Nirmala UI"/>
+        </w:rPr>
+        <w:t>সহায়তা</w:t>
+      </w:r>
+      <w:proofErr w:type="spellEnd"/>
+      <w:r>
+        <w:t>)</w:t>
+      </w:r>
+    </w:p>
+    <w:p>
+      <w:r>
+        <w:t>pppp.pressoffice@gmail.com</w:t>
+      </w:r>
+      <w:r>
+        <w:t xml:space="preserve"> (</w:t>
+      </w:r>
+      <w:proofErr w:type="spellStart"/>
+      <w:r>
+        <w:rPr>
+          <w:rFonts w:ascii="Nirmala UI" w:hAnsi="Nirmala UI" w:cs="Nirmala UI"/>
+        </w:rPr>
+        <w:t>সাংবাদিক</w:t>
+      </w:r>
+      <w:proofErr w:type="spellEnd"/>
+      <w:r>
+        <w:t xml:space="preserve"> </w:t>
+      </w:r>
+      <w:r>
+        <w:rPr>
+          <w:rFonts w:ascii="Nirmala UI" w:hAnsi="Nirmala UI" w:cs="Nirmala UI"/>
+        </w:rPr>
+        <w:t>ও</w:t>
+      </w:r>
+      <w:r>
+        <w:t xml:space="preserve"> </w:t>
+      </w:r>
+      <w:proofErr w:type="spellStart"/>
+      <w:r>
+        <w:rPr>
+          <w:rFonts w:ascii="Nirmala UI" w:hAnsi="Nirmala UI" w:cs="Nirmala UI"/>
+        </w:rPr>
+        <w:t>প্রেস</w:t>
+      </w:r>
+      <w:proofErr w:type="spellEnd"/>
+      <w:r>
+        <w:t xml:space="preserve"> </w:t>
+      </w:r>
+      <w:proofErr w:type="spellStart"/>
+      <w:r>
+        <w:rPr>
+          <w:rFonts w:ascii="Nirmala UI" w:hAnsi="Nirmala UI" w:cs="Nirmala UI"/>
+        </w:rPr>
+        <w:t>যোগাযোগ</w:t>
+      </w:r>
+      <w:proofErr w:type="spellEnd"/>
+      <w:r>
+        <w:t>)</w:t>
+      </w:r>
+    </w:p>
+    <w:p>
+      <w:r>
+        <w:t>pppp.mediacenter@gmail.com</w:t>
+      </w:r>
+      <w:r>
+        <w:t xml:space="preserve"> (</w:t>
+      </w:r>
+      <w:proofErr w:type="spellStart"/>
+      <w:r>
+        <w:t>মিডিয়া</w:t>
+      </w:r>
+      <w:proofErr w:type="spellEnd"/>
+      <w:r>
+        <w:t xml:space="preserve"> ও </w:t>
+      </w:r>
+      <w:proofErr w:type="spellStart"/>
+      <w:r>
+        <w:t>প্রচার</w:t>
+      </w:r>
+      <w:proofErr w:type="spellEnd"/>
+      <w:r>
+        <w:t>)</w:t>
+      </w:r>
+    </w:p>
+    <w:p>
+      <w:r>
+        <w:t>pppp.members@gmail.com (</w:t>
+      </w:r>
+      <w:proofErr w:type="spellStart"/>
+      <w:r>
+        <w:rPr>
+          <w:rFonts w:ascii="Nirmala UI" w:hAnsi="Nirmala UI" w:cs="Nirmala UI"/>
+        </w:rPr>
+        <w:t>সদস্য</w:t>
+      </w:r>
+      <w:proofErr w:type="spellEnd"/>
+      <w:r>
+        <w:t xml:space="preserve"> </w:t>
+      </w:r>
+      <w:proofErr w:type="spellStart"/>
+      <w:r>
+        <w:rPr>
+          <w:rFonts w:ascii="Nirmala UI" w:hAnsi="Nirmala UI" w:cs="Nirmala UI"/>
+        </w:rPr>
+        <w:t>নিবন্ধন</w:t>
+      </w:r>
+      <w:proofErr w:type="spellEnd"/>
+      <w:r>
+        <w:t xml:space="preserve"> </w:t>
+      </w:r>
+      <w:r>
+        <w:rPr>
+          <w:rFonts w:ascii="Nirmala UI" w:hAnsi="Nirmala UI" w:cs="Nirmala UI"/>
+        </w:rPr>
+        <w:t>ও</w:t>
+      </w:r>
+      <w:r>
+        <w:t xml:space="preserve"> </w:t>
+      </w:r>
+      <w:proofErr w:type="spellStart"/>
+      <w:r>
+        <w:rPr>
+          <w:rFonts w:ascii="Nirmala UI" w:hAnsi="Nirmala UI" w:cs="Nirmala UI"/>
+        </w:rPr>
+        <w:t>সদস্যসেবা</w:t>
+      </w:r>
+      <w:proofErr w:type="spellEnd"/>
+      <w:r>
+        <w:t>)</w:t>
+      </w:r>
+    </w:p>
+    <w:p>
+      <w:r>
+        <w:t>pppp.legal@gmail.com (</w:t>
+      </w:r>
+      <w:proofErr w:type="spellStart"/>
+      <w:r>
+        <w:t>আইনি</w:t>
+      </w:r>
+      <w:proofErr w:type="spellEnd"/>
+      <w:r>
+        <w:t xml:space="preserve"> </w:t>
+      </w:r>
+      <w:proofErr w:type="spellStart"/>
+      <w:r>
+        <w:t>বিষয়</w:t>
+      </w:r>
+      <w:proofErr w:type="spellEnd"/>
+      <w:r>
+        <w:t>)</w:t>
+      </w:r>
+    </w:p>
+    <w:p>
+      <w:pPr>
+        <w:jc w:val="center"/>
+        <w:rPr>
+          <w:b/>
+          <w:bCs/>
+          <w:sz w:val="28"/>
+          <w:szCs w:val="28"/>
+        </w:rPr>
+      </w:pPr>
+      <w:r>
+        <w:rPr>
+          <w:b/>
+          <w:bCs/>
+          <w:sz w:val="28"/>
+          <w:szCs w:val="28"/>
+        </w:rPr>
+        <w:t>পিপিপিপির শাখাসমূহের অফিসিয়াল ইমেইল অ্যাড্রেসসমূহ</w:t>
+      </w:r>
+    </w:p>
+    <w:p>
+      <w:pPr>
+        <w:jc w:val="center"/>
+        <w:rPr>
+          <w:b/>
+          <w:bCs/>
+          <w:sz w:val="28"/>
+          <w:szCs w:val="28"/>
+        </w:rPr>
+      </w:pPr>
+      <w:r>
+        <w:rPr>
+          <w:b/>
+          <w:bCs/>
+          <w:sz w:val="28"/>
+          <w:szCs w:val="28"/>
+        </w:rPr>
+        <w:t>(PPPP Branch Official Email Addresses)</w:t>
+      </w:r>
+    </w:p>
+    <w:p>
+      <w:pPr>
+        <w:jc w:val="center"/>
+        <w:rPr>
+          <w:b/>
+          <w:bCs/>
+          <w:sz w:val="28"/>
+          <w:szCs w:val="28"/>
+        </w:rPr>
+      </w:pPr>
+      <w:proofErr w:type="spellStart"/>
+      <w:r>
+        <w:rPr>
+          <w:b/>
+          <w:bCs/>
+          <w:sz w:val="28"/>
+          <w:szCs w:val="28"/>
+        </w:rPr>
         <w:t>পিপিপিপির</w:t>
       </w:r>
       <w:proofErr w:type="spellEnd"/>
       <w:r>
+        <w:rPr>
+          <w:b/>
+          <w:bCs/>
+          <w:sz w:val="28"/>
+          <w:szCs w:val="28"/>
+        </w:rPr>
+        <w:t xml:space="preserve"> ১৫ </w:t>
+      </w:r>
+      <w:proofErr w:type="spellStart"/>
+      <w:r>
+        <w:rPr>
+          <w:b/>
+          <w:bCs/>
+          <w:sz w:val="28"/>
+          <w:szCs w:val="28"/>
+        </w:rPr>
+        <w:t>পুরুষ</w:t>
+      </w:r>
+      <w:proofErr w:type="spellEnd"/>
+      <w:r>
+        <w:rPr>
+          <w:b/>
+          <w:bCs/>
+          <w:sz w:val="28"/>
+          <w:szCs w:val="28"/>
+        </w:rPr>
         <w:t xml:space="preserve"> </w:t>
       </w:r>
       <w:proofErr w:type="spellStart"/>
       <w:r>
-        <w:t>সবচেয়ে</w:t>
-      </w:r>
-      <w:proofErr w:type="spellEnd"/>
-      <w:r>
-        <w:t xml:space="preserve"> </w:t>
-      </w:r>
-      <w:proofErr w:type="spellStart"/>
-      <w:r>
-        <w:t>গুরুত্বপূর্ণ</w:t>
-      </w:r>
-      <w:proofErr w:type="spellEnd"/>
-      <w:r>
-        <w:t xml:space="preserve"> ১০ </w:t>
-      </w:r>
-      <w:proofErr w:type="spellStart"/>
-      <w:r>
-        <w:t>ইমেইল</w:t>
-      </w:r>
-      <w:proofErr w:type="spellEnd"/>
-      <w:r>
-        <w:t xml:space="preserve"> </w:t>
-      </w:r>
-      <w:proofErr w:type="spellStart"/>
-      <w:r>
-        <w:t>অ্যাড্রেস</w:t>
+        <w:rPr>
+          <w:b/>
+          <w:bCs/>
+          <w:sz w:val="28"/>
+          <w:szCs w:val="28"/>
+        </w:rPr>
+        <w:t>শাখা</w:t>
       </w:r>
       <w:proofErr w:type="spellEnd"/>
     </w:p>
@@ -732,51 +1501,144 @@
       <w:r>
         <w:rPr>
           <w:b/>
+          <w:bCs/>
           <w:sz w:val="28"/>
-        </w:rPr>
-        <w:t>(PPPP Top 10 Most Important Email Addresses)</w:t>
-      </w:r>
-    </w:p>
-    <w:p>
-      <w:r>
-        <w:t>pppp.bangladesh@gmail.com (প্রধান / অফিসিয়াল ইমেইল)</w:t>
-      </w:r>
-    </w:p>
-    <w:p>
-      <w:r>
-        <w:t>pppp.headoffice@gmail.com</w:t>
+          <w:szCs w:val="28"/>
+        </w:rPr>
+        <w:t>(PPPP 15 Men's Wings)</w:t>
+      </w:r>
+    </w:p>
+    <w:p>
+      <w:r>
+        <w:t>pppp.bangladesh@gmail.com (</w:t>
+      </w:r>
+      <w:proofErr w:type="spellStart"/>
+      <w:r>
+        <w:rPr>
+          <w:rFonts w:ascii="Nirmala UI" w:hAnsi="Nirmala UI" w:cs="Nirmala UI"/>
+        </w:rPr>
+        <w:t>প্রধান</w:t>
+      </w:r>
+      <w:proofErr w:type="spellEnd"/>
+      <w:r>
+        <w:t xml:space="preserve"> / </w:t>
+      </w:r>
+      <w:proofErr w:type="spellStart"/>
+      <w:r>
+        <w:rPr>
+          <w:rFonts w:ascii="Nirmala UI" w:hAnsi="Nirmala UI" w:cs="Nirmala UI"/>
+        </w:rPr>
+        <w:t>অফিসিয়াল</w:t>
+      </w:r>
+      <w:proofErr w:type="spellEnd"/>
+      <w:r>
+        <w:t xml:space="preserve"> </w:t>
+      </w:r>
+      <w:proofErr w:type="spellStart"/>
+      <w:r>
+        <w:rPr>
+          <w:rFonts w:ascii="Nirmala UI" w:hAnsi="Nirmala UI" w:cs="Nirmala UI"/>
+        </w:rPr>
+        <w:t>ইমেইল</w:t>
+      </w:r>
+      <w:proofErr w:type="spellEnd"/>
+      <w:r>
+        <w:t>)</w:t>
+      </w:r>
+    </w:p>
+    <w:p>
+      <w:r>
+        <w:lastRenderedPageBreak/>
+        <w:t>pppp.students@gmail.com (ছাত্র পিপিপিপি)</w:t>
+      </w:r>
+    </w:p>
+    <w:p>
+      <w:r>
+        <w:t>pppp.youthwing@gmail.com</w:t>
       </w:r>
       <w:r>
         <w:t xml:space="preserve"> (</w:t>
       </w:r>
       <w:proofErr w:type="spellStart"/>
       <w:r>
-        <w:rPr>
-          <w:rFonts w:ascii="Nirmala UI" w:hAnsi="Nirmala UI" w:cs="Nirmala UI"/>
-        </w:rPr>
-        <w:t>কেন্দ্রীয়</w:t>
+        <w:t>যুব</w:t>
       </w:r>
       <w:proofErr w:type="spellEnd"/>
       <w:r>
-        <w:t xml:space="preserve"> / </w:t>
+        <w:t xml:space="preserve"> </w:t>
       </w:r>
       <w:proofErr w:type="spellStart"/>
       <w:r>
-        <w:rPr>
-          <w:rFonts w:ascii="Nirmala UI" w:hAnsi="Nirmala UI" w:cs="Nirmala UI"/>
-        </w:rPr>
-        <w:t>হেড</w:t>
+        <w:t>পিপিপিপি</w:t>
       </w:r>
       <w:proofErr w:type="spellEnd"/>
       <w:r>
+        <w:t>)</w:t>
+      </w:r>
+    </w:p>
+    <w:p>
+      <w:r>
+        <w:t>pppp.farmers@gmail.com (কৃষক পিপিপিপি)</w:t>
+      </w:r>
+    </w:p>
+    <w:p>
+      <w:r>
+        <w:t>pppp.workers@gmail.com (শ্রমিক পিপিপিপি)</w:t>
+      </w:r>
+    </w:p>
+    <w:p>
+      <w:r>
+        <w:t>pppp.volunteers@gmail.com (স্বেচ্ছাসেবক পিপিপিপি)</w:t>
+      </w:r>
+    </w:p>
+    <w:p>
+      <w:r>
+        <w:t>pppp.soldiers@gmail.com (সৈনিক পিপিপিপি)</w:t>
+      </w:r>
+    </w:p>
+    <w:p>
+      <w:r>
+        <w:t>pppp.teachers@gmail.com (শিক্ষক পিপিপিপি)</w:t>
+      </w:r>
+    </w:p>
+    <w:p>
+      <w:r>
+        <w:t>pppp.artists@gmail.com (শিল্পী পিপিপিপি)</w:t>
+      </w:r>
+    </w:p>
+    <w:p>
+      <w:r>
+        <w:t>pppp.seniors@gmail.com (প্রবীণ পিপিপিপি)</w:t>
+      </w:r>
+    </w:p>
+    <w:p>
+      <w:r>
+        <w:t>pppp.expats@gmail.com (প্রবাসী পিপিপিপি)</w:t>
+      </w:r>
+    </w:p>
+    <w:p>
+      <w:r>
+        <w:t>pppp.doctors@gmail.com (চিকিৎসক পিপিপিপি)</w:t>
+      </w:r>
+    </w:p>
+    <w:p>
+      <w:r>
+        <w:t>pppp.engineerswing@gmail.com</w:t>
+      </w:r>
+      <w:r>
+        <w:t xml:space="preserve"> (</w:t>
+      </w:r>
+      <w:proofErr w:type="spellStart"/>
+      <w:r>
+        <w:t>প্রকৌশলী</w:t>
+      </w:r>
+      <w:proofErr w:type="spellEnd"/>
+      <w:r>
         <w:t xml:space="preserve"> </w:t>
       </w:r>
       <w:proofErr w:type="spellStart"/>
       <w:r>
-        <w:rPr>
-          <w:rFonts w:ascii="Nirmala UI" w:hAnsi="Nirmala UI" w:cs="Nirmala UI"/>
-        </w:rPr>
-        <w:t>অফিস</w:t>
+        <w:t>পিপিপিপি</w:t>
       </w:r>
       <w:proofErr w:type="spellEnd"/>
       <w:r>
@@ -785,14 +1647,14 @@
     </w:p>
     <w:p>
       <w:r>
-        <w:t>pppp.adminoffice@gmail.com</w:t>
+        <w:t>pppp.lawyerswing@gmail.com</w:t>
       </w:r>
       <w:r>
         <w:t xml:space="preserve"> (</w:t>
       </w:r>
       <w:proofErr w:type="spellStart"/>
       <w:r>
-        <w:t>প্রশাসনিক</w:t>
+        <w:t>আইনজীবী</w:t>
       </w:r>
       <w:proofErr w:type="spellEnd"/>
       <w:r>
@@ -800,7 +1662,7 @@
       </w:r>
       <w:proofErr w:type="spellStart"/>
       <w:r>
-        <w:t>অফিস</w:t>
+        <w:t>পিপিপিপি</w:t>
       </w:r>
       <w:proofErr w:type="spellEnd"/>
       <w:r>
@@ -809,293 +1671,58 @@
     </w:p>
     <w:p>
       <w:r>
-        <w:t>pppp.information@gmail.com</w:t>
-      </w:r>
-      <w:r>
-        <w:t xml:space="preserve"> (</w:t>
-      </w:r>
+        <w:t>pppp.athletes@gmail.com (খেলোয়াড় পিপিপিপি)</w:t>
+      </w:r>
+    </w:p>
+    <w:p>
+      <w:pPr>
+        <w:jc w:val="center"/>
+        <w:rPr>
+          <w:b/>
+          <w:sz w:val="28"/>
+        </w:rPr>
+      </w:pPr>
       <w:proofErr w:type="spellStart"/>
       <w:r>
         <w:rPr>
-          <w:rFonts w:ascii="Nirmala UI" w:hAnsi="Nirmala UI" w:cs="Nirmala UI"/>
-        </w:rPr>
-        <w:t>সাধারণ</w:t>
+          <w:b/>
+          <w:sz w:val="28"/>
+        </w:rPr>
+        <w:t>পিপিপিপির</w:t>
       </w:r>
       <w:proofErr w:type="spellEnd"/>
       <w:r>
+        <w:rPr>
+          <w:b/>
+          <w:sz w:val="28"/>
+        </w:rPr>
+        <w:t xml:space="preserve"> ১৫ </w:t>
+      </w:r>
+      <w:proofErr w:type="spellStart"/>
+      <w:r>
+        <w:rPr>
+          <w:b/>
+          <w:sz w:val="28"/>
+        </w:rPr>
+        <w:t>নারী</w:t>
+      </w:r>
+      <w:proofErr w:type="spellEnd"/>
+      <w:r>
+        <w:rPr>
+          <w:b/>
+          <w:sz w:val="28"/>
+        </w:rPr>
         <w:t xml:space="preserve"> </w:t>
       </w:r>
       <w:proofErr w:type="spellStart"/>
       <w:r>
         <w:rPr>
-          <w:rFonts w:ascii="Nirmala UI" w:hAnsi="Nirmala UI" w:cs="Nirmala UI"/>
-        </w:rPr>
-        <w:t>তথ্য</w:t>
+          <w:b/>
+          <w:sz w:val="28"/>
+        </w:rPr>
+        <w:t>শাখা</w:t>
       </w:r>
       <w:proofErr w:type="spellEnd"/>
-      <w:r>
-        <w:t xml:space="preserve"> </w:t>
-      </w:r>
-      <w:r>
-        <w:rPr>
-          <w:rFonts w:ascii="Nirmala UI" w:hAnsi="Nirmala UI" w:cs="Nirmala UI"/>
-        </w:rPr>
-        <w:t>ও</w:t>
-      </w:r>
-      <w:r>
-        <w:t xml:space="preserve"> </w:t>
-      </w:r>
-      <w:proofErr w:type="spellStart"/>
-      <w:r>
-        <w:rPr>
-          <w:rFonts w:ascii="Nirmala UI" w:hAnsi="Nirmala UI" w:cs="Nirmala UI"/>
-        </w:rPr>
-        <w:t>তথ্যের</w:t>
-      </w:r>
-      <w:proofErr w:type="spellEnd"/>
-      <w:r>
-        <w:t xml:space="preserve"> </w:t>
-      </w:r>
-      <w:proofErr w:type="spellStart"/>
-      <w:r>
-        <w:rPr>
-          <w:rFonts w:ascii="Nirmala UI" w:hAnsi="Nirmala UI" w:cs="Nirmala UI"/>
-        </w:rPr>
-        <w:t>অনুরোধ</w:t>
-      </w:r>
-      <w:proofErr w:type="spellEnd"/>
-      <w:r>
-        <w:t>)</w:t>
-      </w:r>
-    </w:p>
-    <w:p>
-      <w:r>
-        <w:t>pppp.contactoffice@gmail.com</w:t>
-      </w:r>
-      <w:r>
-        <w:t xml:space="preserve"> (</w:t>
-      </w:r>
-      <w:proofErr w:type="spellStart"/>
-      <w:r>
-        <w:t>সাধারণ</w:t>
-      </w:r>
-      <w:proofErr w:type="spellEnd"/>
-      <w:r>
-        <w:t xml:space="preserve"> </w:t>
-      </w:r>
-      <w:proofErr w:type="spellStart"/>
-      <w:r>
-        <w:t>যোগাযোগ</w:t>
-      </w:r>
-      <w:proofErr w:type="spellEnd"/>
-      <w:r>
-        <w:t>)</w:t>
-      </w:r>
-    </w:p>
-    <w:p>
-      <w:r>
-        <w:t>pppp.support@gmail.com (</w:t>
-      </w:r>
-      <w:proofErr w:type="spellStart"/>
-      <w:r>
-        <w:rPr>
-          <w:rFonts w:ascii="Nirmala UI" w:hAnsi="Nirmala UI" w:cs="Nirmala UI"/>
-        </w:rPr>
-        <w:t>সদস্য</w:t>
-      </w:r>
-      <w:proofErr w:type="spellEnd"/>
-      <w:r>
-        <w:t xml:space="preserve"> </w:t>
-      </w:r>
-      <w:r>
-        <w:rPr>
-          <w:rFonts w:ascii="Nirmala UI" w:hAnsi="Nirmala UI" w:cs="Nirmala UI"/>
-        </w:rPr>
-        <w:t>ও</w:t>
-      </w:r>
-      <w:r>
-        <w:t xml:space="preserve"> </w:t>
-      </w:r>
-      <w:proofErr w:type="spellStart"/>
-      <w:r>
-        <w:rPr>
-          <w:rFonts w:ascii="Nirmala UI" w:hAnsi="Nirmala UI" w:cs="Nirmala UI"/>
-        </w:rPr>
-        <w:t>সাধারণ</w:t>
-      </w:r>
-      <w:proofErr w:type="spellEnd"/>
-      <w:r>
-        <w:t xml:space="preserve"> </w:t>
-      </w:r>
-      <w:proofErr w:type="spellStart"/>
-      <w:r>
-        <w:rPr>
-          <w:rFonts w:ascii="Nirmala UI" w:hAnsi="Nirmala UI" w:cs="Nirmala UI"/>
-        </w:rPr>
-        <w:t>মানুষের</w:t>
-      </w:r>
-      <w:proofErr w:type="spellEnd"/>
-      <w:r>
-        <w:t xml:space="preserve"> </w:t>
-      </w:r>
-      <w:proofErr w:type="spellStart"/>
-      <w:r>
-        <w:rPr>
-          <w:rFonts w:ascii="Nirmala UI" w:hAnsi="Nirmala UI" w:cs="Nirmala UI"/>
-        </w:rPr>
-        <w:t>সহায়তা</w:t>
-      </w:r>
-      <w:proofErr w:type="spellEnd"/>
-      <w:r>
-        <w:t>)</w:t>
-      </w:r>
-    </w:p>
-    <w:p>
-      <w:r>
-        <w:t>pppp.pressoffice@gmail.com</w:t>
-      </w:r>
-      <w:r>
-        <w:t xml:space="preserve"> (</w:t>
-      </w:r>
-      <w:proofErr w:type="spellStart"/>
-      <w:r>
-        <w:rPr>
-          <w:rFonts w:ascii="Nirmala UI" w:hAnsi="Nirmala UI" w:cs="Nirmala UI"/>
-        </w:rPr>
-        <w:t>সাংবাদিক</w:t>
-      </w:r>
-      <w:proofErr w:type="spellEnd"/>
-      <w:r>
-        <w:t xml:space="preserve"> </w:t>
-      </w:r>
-      <w:r>
-        <w:rPr>
-          <w:rFonts w:ascii="Nirmala UI" w:hAnsi="Nirmala UI" w:cs="Nirmala UI"/>
-        </w:rPr>
-        <w:t>ও</w:t>
-      </w:r>
-      <w:r>
-        <w:t xml:space="preserve"> </w:t>
-      </w:r>
-      <w:proofErr w:type="spellStart"/>
-      <w:r>
-        <w:rPr>
-          <w:rFonts w:ascii="Nirmala UI" w:hAnsi="Nirmala UI" w:cs="Nirmala UI"/>
-        </w:rPr>
-        <w:t>প্রেস</w:t>
-      </w:r>
-      <w:proofErr w:type="spellEnd"/>
-      <w:r>
-        <w:t xml:space="preserve"> </w:t>
-      </w:r>
-      <w:proofErr w:type="spellStart"/>
-      <w:r>
-        <w:rPr>
-          <w:rFonts w:ascii="Nirmala UI" w:hAnsi="Nirmala UI" w:cs="Nirmala UI"/>
-        </w:rPr>
-        <w:t>যোগাযোগ</w:t>
-      </w:r>
-      <w:proofErr w:type="spellEnd"/>
-      <w:r>
-        <w:t>)</w:t>
-      </w:r>
-    </w:p>
-    <w:p>
-      <w:r>
-        <w:t>pppp.mediacenter@gmail.com</w:t>
-      </w:r>
-      <w:r>
-        <w:t xml:space="preserve"> (</w:t>
-      </w:r>
-      <w:proofErr w:type="spellStart"/>
-      <w:r>
-        <w:t>মিডিয়া</w:t>
-      </w:r>
-      <w:proofErr w:type="spellEnd"/>
-      <w:r>
-        <w:t xml:space="preserve"> ও </w:t>
-      </w:r>
-      <w:proofErr w:type="spellStart"/>
-      <w:r>
-        <w:t>প্রচার</w:t>
-      </w:r>
-      <w:proofErr w:type="spellEnd"/>
-      <w:r>
-        <w:t>)</w:t>
-      </w:r>
-    </w:p>
-    <w:p>
-      <w:r>
-        <w:t>pppp.members@gmail.com (</w:t>
-      </w:r>
-      <w:proofErr w:type="spellStart"/>
-      <w:r>
-        <w:rPr>
-          <w:rFonts w:ascii="Nirmala UI" w:hAnsi="Nirmala UI" w:cs="Nirmala UI"/>
-        </w:rPr>
-        <w:t>সদস্য</w:t>
-      </w:r>
-      <w:proofErr w:type="spellEnd"/>
-      <w:r>
-        <w:t xml:space="preserve"> </w:t>
-      </w:r>
-      <w:proofErr w:type="spellStart"/>
-      <w:r>
-        <w:rPr>
-          <w:rFonts w:ascii="Nirmala UI" w:hAnsi="Nirmala UI" w:cs="Nirmala UI"/>
-        </w:rPr>
-        <w:t>নিবন্ধন</w:t>
-      </w:r>
-      <w:proofErr w:type="spellEnd"/>
-      <w:r>
-        <w:t xml:space="preserve"> </w:t>
-      </w:r>
-      <w:r>
-        <w:rPr>
-          <w:rFonts w:ascii="Nirmala UI" w:hAnsi="Nirmala UI" w:cs="Nirmala UI"/>
-        </w:rPr>
-        <w:t>ও</w:t>
-      </w:r>
-      <w:r>
-        <w:t xml:space="preserve"> </w:t>
-      </w:r>
-      <w:proofErr w:type="spellStart"/>
-      <w:r>
-        <w:rPr>
-          <w:rFonts w:ascii="Nirmala UI" w:hAnsi="Nirmala UI" w:cs="Nirmala UI"/>
-        </w:rPr>
-        <w:t>সদস্যসেবা</w:t>
-      </w:r>
-      <w:proofErr w:type="spellEnd"/>
-      <w:r>
-        <w:t>)</w:t>
-      </w:r>
-    </w:p>
-    <w:p>
-      <w:r>
-        <w:t>pppp.legal@gmail.com (</w:t>
-      </w:r>
-      <w:proofErr w:type="spellStart"/>
-      <w:r>
-        <w:t>আইনি</w:t>
-      </w:r>
-      <w:proofErr w:type="spellEnd"/>
-      <w:r>
-        <w:t xml:space="preserve"> </w:t>
-      </w:r>
-      <w:proofErr w:type="spellStart"/>
-      <w:r>
-        <w:t>বিষয়</w:t>
-      </w:r>
-      <w:proofErr w:type="spellEnd"/>
-      <w:r>
-        <w:t>)</w:t>
-      </w:r>
-    </w:p>
-    <w:p>
-      <w:r>
-        <w:t>পিপিপিপির শাখাসমূহের অফিসিয়াল ইমেইল অ্যাড্রেসসমূহ</w:t>
-      </w:r>
     </w:p>
     <w:p>
       <w:pPr>
@@ -1106,8 +1733,169 @@
           <w:b/>
           <w:sz w:val="28"/>
         </w:rPr>
-        <w:t>(PPPP Branch Official Email Addresses)</w:t>
-      </w:r>
+        <w:t>(PPPP 15 Women’s Wings)</w:t>
+      </w:r>
+    </w:p>
+    <w:p>
+      <w:r>
+        <w:t>pppp.womenswing@gmail.com</w:t>
+      </w:r>
+      <w:r>
+        <w:t xml:space="preserve"> (</w:t>
+      </w:r>
+      <w:proofErr w:type="spellStart"/>
+      <w:r>
+        <w:t>মহিলা</w:t>
+      </w:r>
+      <w:proofErr w:type="spellEnd"/>
+      <w:r>
+        <w:t xml:space="preserve"> </w:t>
+      </w:r>
+      <w:proofErr w:type="spellStart"/>
+      <w:r>
+        <w:t>পিপিপিপি</w:t>
+      </w:r>
+      <w:proofErr w:type="spellEnd"/>
+      <w:r>
+        <w:t>)</w:t>
+      </w:r>
+    </w:p>
+    <w:p>
+      <w:r>
+        <w:t>pppp.womenstudents@gmail.com (ছাত্রী পিপিপিপি)</w:t>
+      </w:r>
+    </w:p>
+    <w:p>
+      <w:r>
+        <w:t>pppp.youngwomen@gmail.com (যুব মহিলা পিপিপিপি)</w:t>
+      </w:r>
+    </w:p>
+    <w:p>
+      <w:r>
+        <w:t>pppp.womenfarmers@gmail.com (কৃষাণী পিপিপিপি)</w:t>
+      </w:r>
+    </w:p>
+    <w:p>
+      <w:r>
+        <w:t>pppp.womenworkers@gmail.com (মহিলা শ্রমিক পিপিপিপি)</w:t>
+      </w:r>
+    </w:p>
+    <w:p>
+      <w:r>
+        <w:t>pppp.womenvolunteers@gmail.com (স্বেচ্ছাসেবিকা পিপিপিপি)</w:t>
+      </w:r>
+    </w:p>
+    <w:p>
+      <w:r>
+        <w:t>pppp.womensoldiers@gmail.com (মহিলা সৈনিক পিপিপিপি)</w:t>
+      </w:r>
+    </w:p>
+    <w:p>
+      <w:r>
+        <w:t>pppp.womenteachers@gmail.com (শিক্ষিকা পিপিপিপি)</w:t>
+      </w:r>
+    </w:p>
+    <w:p>
+      <w:r>
+        <w:lastRenderedPageBreak/>
+        <w:t>pppp.womenartists@gmail.com (মহিলা শিল্পী পিপিপিপি)</w:t>
+      </w:r>
+    </w:p>
+    <w:p>
+      <w:r>
+        <w:t>pppp.womenseniors@gmail.com (প্রবীণা পিপিপিপি)</w:t>
+      </w:r>
+    </w:p>
+    <w:p>
+      <w:r>
+        <w:t>pppp.womenexpats@gmail.com (প্রবাসিনী পিপিপিপি)</w:t>
+      </w:r>
+    </w:p>
+    <w:p>
+      <w:r>
+        <w:t>pppp.womendoctors@gmail.com (মহিলা চিকিৎসক পিপিপিপি)</w:t>
+      </w:r>
+    </w:p>
+    <w:p>
+      <w:r>
+        <w:t>pppp.womenengineers@gmail.com (মহিলা প্রকৌশলী পিপিপিপি)</w:t>
+      </w:r>
+    </w:p>
+    <w:p>
+      <w:r>
+        <w:t>pppp.womenlawyers@gmail.com (মহিলা আইনজীবী পিপিপিপি)</w:t>
+      </w:r>
+    </w:p>
+    <w:p>
+      <w:r>
+        <w:t>pppp.womenathletes@gmail.com (মহিলা খেলোয়াড় পিপিপিপি)</w:t>
+      </w:r>
+    </w:p>
+    <w:p>
+      <w:pPr>
+        <w:jc w:val="center"/>
+        <w:rPr>
+          <w:b/>
+          <w:sz w:val="28"/>
+        </w:rPr>
+      </w:pPr>
+      <w:proofErr w:type="spellStart"/>
+      <w:r>
+        <w:rPr>
+          <w:b/>
+          <w:sz w:val="28"/>
+        </w:rPr>
+        <w:t>পিপিপিপির</w:t>
+      </w:r>
+      <w:proofErr w:type="spellEnd"/>
+      <w:r>
+        <w:rPr>
+          <w:b/>
+          <w:sz w:val="28"/>
+        </w:rPr>
+        <w:t xml:space="preserve"> </w:t>
+      </w:r>
+      <w:proofErr w:type="spellStart"/>
+      <w:r>
+        <w:rPr>
+          <w:b/>
+          <w:sz w:val="28"/>
+        </w:rPr>
+        <w:t>সামাজিক</w:t>
+      </w:r>
+      <w:proofErr w:type="spellEnd"/>
+      <w:r>
+        <w:rPr>
+          <w:b/>
+          <w:sz w:val="28"/>
+        </w:rPr>
+        <w:t xml:space="preserve"> </w:t>
+      </w:r>
+      <w:proofErr w:type="spellStart"/>
+      <w:r>
+        <w:rPr>
+          <w:b/>
+          <w:sz w:val="28"/>
+        </w:rPr>
+        <w:t>শান্তি</w:t>
+      </w:r>
+      <w:proofErr w:type="spellEnd"/>
+      <w:r>
+        <w:rPr>
+          <w:b/>
+          <w:sz w:val="28"/>
+        </w:rPr>
+        <w:t xml:space="preserve"> </w:t>
+      </w:r>
+      <w:proofErr w:type="spellStart"/>
+      <w:r>
+        <w:rPr>
+          <w:b/>
+          <w:sz w:val="28"/>
+        </w:rPr>
+        <w:t>শাখা</w:t>
+      </w:r>
+      <w:proofErr w:type="spellEnd"/>
     </w:p>
     <w:p>
       <w:pPr>
@@ -1118,173 +1906,7 @@
           <w:b/>
           <w:sz w:val="28"/>
         </w:rPr>
-        <w:t>পিপিপিপির ১৫ পুরুষ শাখা (PPPP 15 Men's Wings)</w:t>
-      </w:r>
-    </w:p>
-    <w:p>
-      <w:r>
-        <w:t>pppp.bangladesh@gmail.com (</w:t>
-      </w:r>
-      <w:proofErr w:type="spellStart"/>
-      <w:r>
-        <w:rPr>
-          <w:rFonts w:ascii="Nirmala UI" w:hAnsi="Nirmala UI" w:cs="Nirmala UI"/>
-        </w:rPr>
-        <w:t>প্রধান</w:t>
-      </w:r>
-      <w:proofErr w:type="spellEnd"/>
-      <w:r>
-        <w:t xml:space="preserve"> / </w:t>
-      </w:r>
-      <w:proofErr w:type="spellStart"/>
-      <w:r>
-        <w:rPr>
-          <w:rFonts w:ascii="Nirmala UI" w:hAnsi="Nirmala UI" w:cs="Nirmala UI"/>
-        </w:rPr>
-        <w:t>অফিসিয়াল</w:t>
-      </w:r>
-      <w:proofErr w:type="spellEnd"/>
-      <w:r>
-        <w:t xml:space="preserve"> </w:t>
-      </w:r>
-      <w:proofErr w:type="spellStart"/>
-      <w:r>
-        <w:rPr>
-          <w:rFonts w:ascii="Nirmala UI" w:hAnsi="Nirmala UI" w:cs="Nirmala UI"/>
-        </w:rPr>
-        <w:t>ইমেইল</w:t>
-      </w:r>
-      <w:proofErr w:type="spellEnd"/>
-      <w:r>
-        <w:t>)</w:t>
-      </w:r>
-    </w:p>
-    <w:p>
-      <w:r>
-        <w:t>pppp.students@gmail.com (ছাত্র পিপিপিপি)</w:t>
-      </w:r>
-    </w:p>
-    <w:p>
-      <w:r>
-        <w:t>pppp.youthwing@gmail.com</w:t>
-      </w:r>
-      <w:r>
-        <w:t xml:space="preserve"> (</w:t>
-      </w:r>
-      <w:proofErr w:type="spellStart"/>
-      <w:r>
-        <w:t>যুব</w:t>
-      </w:r>
-      <w:proofErr w:type="spellEnd"/>
-      <w:r>
-        <w:t xml:space="preserve"> </w:t>
-      </w:r>
-      <w:proofErr w:type="spellStart"/>
-      <w:r>
-        <w:t>পিপিপিপি</w:t>
-      </w:r>
-      <w:proofErr w:type="spellEnd"/>
-      <w:r>
-        <w:t>)</w:t>
-      </w:r>
-    </w:p>
-    <w:p>
-      <w:r>
-        <w:lastRenderedPageBreak/>
-        <w:t>pppp.farmers@gmail.com (কৃষক পিপিপিপি)</w:t>
-      </w:r>
-    </w:p>
-    <w:p>
-      <w:r>
-        <w:t>pppp.workers@gmail.com (শ্রমিক পিপিপিপি)</w:t>
-      </w:r>
-    </w:p>
-    <w:p>
-      <w:r>
-        <w:t>pppp.volunteers@gmail.com (স্বেচ্ছাসেবক পিপিপিপি)</w:t>
-      </w:r>
-    </w:p>
-    <w:p>
-      <w:r>
-        <w:t>pppp.soldiers@gmail.com (সৈনিক পিপিপিপি)</w:t>
-      </w:r>
-    </w:p>
-    <w:p>
-      <w:r>
-        <w:t>pppp.teachers@gmail.com (শিক্ষক পিপিপিপি)</w:t>
-      </w:r>
-    </w:p>
-    <w:p>
-      <w:r>
-        <w:t>pppp.artists@gmail.com (শিল্পী পিপিপিপি)</w:t>
-      </w:r>
-    </w:p>
-    <w:p>
-      <w:r>
-        <w:t>pppp.seniors@gmail.com (প্রবীণ পিপিপিপি)</w:t>
-      </w:r>
-    </w:p>
-    <w:p>
-      <w:r>
-        <w:t>pppp.expats@gmail.com (প্রবাসী পিপিপিপি)</w:t>
-      </w:r>
-    </w:p>
-    <w:p>
-      <w:r>
-        <w:t>pppp.doctors@gmail.com (চিকিৎসক পিপিপিপি)</w:t>
-      </w:r>
-    </w:p>
-    <w:p>
-      <w:r>
-        <w:t>pppp.engineerswing@gmail.com</w:t>
-      </w:r>
-      <w:r>
-        <w:t xml:space="preserve"> (</w:t>
-      </w:r>
-      <w:proofErr w:type="spellStart"/>
-      <w:r>
-        <w:t>প্রকৌশলী</w:t>
-      </w:r>
-      <w:proofErr w:type="spellEnd"/>
-      <w:r>
-        <w:t xml:space="preserve"> </w:t>
-      </w:r>
-      <w:proofErr w:type="spellStart"/>
-      <w:r>
-        <w:t>পিপিপিপি</w:t>
-      </w:r>
-      <w:proofErr w:type="spellEnd"/>
-      <w:r>
-        <w:t>)</w:t>
-      </w:r>
-    </w:p>
-    <w:p>
-      <w:r>
-        <w:t>pppp.lawyerswing@gmail.com</w:t>
-      </w:r>
-      <w:r>
-        <w:t xml:space="preserve"> (</w:t>
-      </w:r>
-      <w:proofErr w:type="spellStart"/>
-      <w:r>
-        <w:t>আইনজীবী</w:t>
-      </w:r>
-      <w:proofErr w:type="spellEnd"/>
-      <w:r>
-        <w:t xml:space="preserve"> </w:t>
-      </w:r>
-      <w:proofErr w:type="spellStart"/>
-      <w:r>
-        <w:t>পিপিপিপি</w:t>
-      </w:r>
-      <w:proofErr w:type="spellEnd"/>
-      <w:r>
-        <w:t>)</w:t>
-      </w:r>
-    </w:p>
-    <w:p>
-      <w:r>
-        <w:t>pppp.athletes@gmail.com (খেলোয়াড় পিপিপিপি)</w:t>
+        <w:t>(PPPP Social Peace Wing)</w:t>
       </w:r>
     </w:p>
     <w:p>
@@ -1296,27 +1918,44 @@
           <w:b/>
           <w:sz w:val="28"/>
         </w:rPr>
-        <w:t>পিপিপিপির ১৫ নারী শাখা (PPPP 15 Women’s Wings)</w:t>
-      </w:r>
-    </w:p>
-    <w:p>
-      <w:r>
-        <w:t>pppp.womenswing@gmail.com</w:t>
-      </w:r>
-      <w:r>
-        <w:t xml:space="preserve"> (</w:t>
+        <w:t>Bangladesh Peace Organization (BPO)</w:t>
+      </w:r>
+    </w:p>
+    <w:p>
+      <w:r>
+        <w:t xml:space="preserve">bpo.bangladesh@gmail.com </w:t>
+      </w:r>
+      <w:r>
+        <w:t>(</w:t>
       </w:r>
       <w:proofErr w:type="spellStart"/>
       <w:r>
-        <w:t>মহিলা</w:t>
+        <w:rPr>
+          <w:rFonts w:ascii="Nirmala UI" w:hAnsi="Nirmala UI" w:cs="Nirmala UI"/>
+        </w:rPr>
+        <w:t>প্রধান</w:t>
       </w:r>
       <w:proofErr w:type="spellEnd"/>
       <w:r>
+        <w:t xml:space="preserve"> / </w:t>
+      </w:r>
+      <w:proofErr w:type="spellStart"/>
+      <w:r>
+        <w:rPr>
+          <w:rFonts w:ascii="Nirmala UI" w:hAnsi="Nirmala UI" w:cs="Nirmala UI"/>
+        </w:rPr>
+        <w:t>অফিসিয়াল</w:t>
+      </w:r>
+      <w:proofErr w:type="spellEnd"/>
+      <w:r>
         <w:t xml:space="preserve"> </w:t>
       </w:r>
       <w:proofErr w:type="spellStart"/>
       <w:r>
-        <w:t>পিপিপিপি</w:t>
+        <w:rPr>
+          <w:rFonts w:ascii="Nirmala UI" w:hAnsi="Nirmala UI" w:cs="Nirmala UI"/>
+        </w:rPr>
+        <w:t>ইমেইল</w:t>
       </w:r>
       <w:proofErr w:type="spellEnd"/>
       <w:r>
@@ -1325,74 +1964,89 @@
     </w:p>
     <w:p>
       <w:r>
-        <w:t>pppp.womenstudents@gmail.com (ছাত্রী পিপিপিপি)</w:t>
-      </w:r>
-    </w:p>
-    <w:p>
-      <w:r>
-        <w:t>pppp.youngwomen@gmail.com (যুব মহিলা পিপিপিপি)</w:t>
-      </w:r>
-    </w:p>
-    <w:p>
-      <w:r>
-        <w:t>pppp.womenfarmers@gmail.com (কৃষাণী পিপিপিপি)</w:t>
-      </w:r>
-    </w:p>
-    <w:p>
-      <w:r>
-        <w:t>pppp.womenworkers@gmail.com (মহিলা শ্রমিক পিপিপিপি)</w:t>
-      </w:r>
-    </w:p>
-    <w:p>
-      <w:r>
-        <w:t>pppp.womenvolunteers@gmail.com (স্বেচ্ছাসেবিকা পিপিপিপি)</w:t>
-      </w:r>
-    </w:p>
-    <w:p>
-      <w:r>
-        <w:t>pppp.womensoldiers@gmail.com (মহিলা সৈনিক পিপিপিপি)</w:t>
-      </w:r>
-    </w:p>
-    <w:p>
-      <w:r>
-        <w:t>pppp.womenteachers@gmail.com (শিক্ষিকা পিপিপিপি)</w:t>
-      </w:r>
-    </w:p>
-    <w:p>
-      <w:r>
-        <w:t>pppp.womenartists@gmail.com (মহিলা শিল্পী পিপিপিপি)</w:t>
-      </w:r>
-    </w:p>
-    <w:p>
-      <w:r>
-        <w:t>pppp.womenseniors@gmail.com (প্রবীণা পিপিপিপি)</w:t>
-      </w:r>
-    </w:p>
-    <w:p>
-      <w:r>
-        <w:t>pppp.womenexpats@gmail.com (প্রবাসিনী পিপিপিপি)</w:t>
-      </w:r>
-    </w:p>
-    <w:p>
-      <w:r>
-        <w:lastRenderedPageBreak/>
-        <w:t>pppp.womendoctors@gmail.com (মহিলা চিকিৎসক পিপিপিপি)</w:t>
-      </w:r>
-    </w:p>
-    <w:p>
-      <w:r>
-        <w:t>pppp.womenengineers@gmail.com (মহিলা প্রকৌশলী পিপিপিপি)</w:t>
-      </w:r>
-    </w:p>
-    <w:p>
-      <w:r>
-        <w:t>pppp.womenlawyers@gmail.com (মহিলা আইনজীবী পিপিপিপি)</w:t>
-      </w:r>
-    </w:p>
-    <w:p>
-      <w:r>
-        <w:t>pppp.womenathletes@gmail.com (মহিলা খেলোয়াড় পিপিপিপি)</w:t>
-      </w:r>
+        <w:t>bpo.info@gmail.com (তথ্য ও সাধারণ যোগাযোগ)</w:t>
+      </w:r>
+    </w:p>
+    <w:p>
+      <w:r>
+        <w:t>bpo.peace@gmail.com (শান্তি কার্যক্রম)</w:t>
+      </w:r>
+    </w:p>
+    <w:p>
+      <w:r>
+        <w:t>bpo.support@gmail.com (সহায়তা ও সমন্বয়)</w:t>
+      </w:r>
+    </w:p>
+    <w:p>
+      <w:r>
+        <w:t>bpo.media@gmail.com (মিডিয়া ও প্রেস)</w:t>
+      </w:r>
+    </w:p>
+    <w:p>
+      <w:pPr>
+        <w:jc w:val="center"/>
+        <w:rPr>
+          <w:b/>
+          <w:sz w:val="28"/>
+        </w:rPr>
+      </w:pPr>
+      <w:proofErr w:type="spellStart"/>
+      <w:r>
+        <w:rPr>
+          <w:b/>
+          <w:sz w:val="28"/>
+        </w:rPr>
+        <w:t>পিপিপিপির</w:t>
+      </w:r>
+      <w:proofErr w:type="spellEnd"/>
+      <w:r>
+        <w:rPr>
+          <w:b/>
+          <w:sz w:val="28"/>
+        </w:rPr>
+        <w:t xml:space="preserve"> </w:t>
+      </w:r>
+      <w:proofErr w:type="spellStart"/>
+      <w:r>
+        <w:rPr>
+          <w:b/>
+          <w:sz w:val="28"/>
+        </w:rPr>
+        <w:t>ইসলামী</w:t>
+      </w:r>
+      <w:proofErr w:type="spellEnd"/>
+      <w:r>
+        <w:rPr>
+          <w:b/>
+          <w:sz w:val="28"/>
+        </w:rPr>
+        <w:t xml:space="preserve"> </w:t>
+      </w:r>
+      <w:proofErr w:type="spellStart"/>
+      <w:r>
+        <w:rPr>
+          <w:b/>
+          <w:sz w:val="28"/>
+        </w:rPr>
+        <w:t>আন্দোলন</w:t>
+      </w:r>
+      <w:proofErr w:type="spellEnd"/>
+      <w:r>
+        <w:rPr>
+          <w:b/>
+          <w:sz w:val="28"/>
+        </w:rPr>
+        <w:t xml:space="preserve"> </w:t>
+      </w:r>
+      <w:proofErr w:type="spellStart"/>
+      <w:r>
+        <w:rPr>
+          <w:b/>
+          <w:sz w:val="28"/>
+        </w:rPr>
+        <w:t>শাখা</w:t>
+      </w:r>
+      <w:proofErr w:type="spellEnd"/>
     </w:p>
     <w:p>
       <w:pPr>
@@ -1403,7 +2057,7 @@
           <w:b/>
           <w:sz w:val="28"/>
         </w:rPr>
-        <w:t>পিপিপিপির সামাজিক শান্তি শাখা (PPPP Social Peace Wing)</w:t>
+        <w:t>(PPPP Islamic Movement Wing)</w:t>
       </w:r>
     </w:p>
     <w:p>
@@ -1415,33 +2069,136 @@
           <w:b/>
           <w:sz w:val="28"/>
         </w:rPr>
-        <w:t>Bangladesh Peace Organization (BPO)</w:t>
-      </w:r>
-    </w:p>
-    <w:p>
-      <w:r>
-        <w:t>bpo.bangladesh@gmail.com (প্রধান অফিসিয়াল ইমেইল)</w:t>
-      </w:r>
-    </w:p>
-    <w:p>
-      <w:r>
-        <w:t>bpo.info@gmail.com (তথ্য ও সাধারণ যোগাযোগ)</w:t>
-      </w:r>
-    </w:p>
-    <w:p>
-      <w:r>
-        <w:t>bpo.peace@gmail.com (শান্তি কার্যক্রম)</w:t>
-      </w:r>
-    </w:p>
-    <w:p>
-      <w:r>
-        <w:t>bpo.support@gmail.com (সহায়তা ও সমন্বয়)</w:t>
-      </w:r>
-    </w:p>
-    <w:p>
-      <w:r>
-        <w:t>bpo.media@gmail.com (মিডিয়া ও প্রেস)</w:t>
-      </w:r>
+        <w:t>Bangladesh Hilful Fuzul (BHF)</w:t>
+      </w:r>
+    </w:p>
+    <w:p>
+      <w:r>
+        <w:t xml:space="preserve">bhf.bangladesh@gmail.com </w:t>
+      </w:r>
+      <w:r>
+        <w:t>(</w:t>
+      </w:r>
+      <w:proofErr w:type="spellStart"/>
+      <w:r>
+        <w:rPr>
+          <w:rFonts w:ascii="Nirmala UI" w:hAnsi="Nirmala UI" w:cs="Nirmala UI"/>
+        </w:rPr>
+        <w:t>প্রধান</w:t>
+      </w:r>
+      <w:proofErr w:type="spellEnd"/>
+      <w:r>
+        <w:t xml:space="preserve"> / </w:t>
+      </w:r>
+      <w:proofErr w:type="spellStart"/>
+      <w:r>
+        <w:rPr>
+          <w:rFonts w:ascii="Nirmala UI" w:hAnsi="Nirmala UI" w:cs="Nirmala UI"/>
+        </w:rPr>
+        <w:t>অফিসিয়াল</w:t>
+      </w:r>
+      <w:proofErr w:type="spellEnd"/>
+      <w:r>
+        <w:t xml:space="preserve"> </w:t>
+      </w:r>
+      <w:proofErr w:type="spellStart"/>
+      <w:r>
+        <w:rPr>
+          <w:rFonts w:ascii="Nirmala UI" w:hAnsi="Nirmala UI" w:cs="Nirmala UI"/>
+        </w:rPr>
+        <w:t>ইমেইল</w:t>
+      </w:r>
+      <w:proofErr w:type="spellEnd"/>
+      <w:r>
+        <w:t>)</w:t>
+      </w:r>
+    </w:p>
+    <w:p>
+      <w:r>
+        <w:t>bhf.info@gmail.com (সাধারণ তথ্য)</w:t>
+      </w:r>
+    </w:p>
+    <w:p>
+      <w:r>
+        <w:t>bhf.dawah@gmail.com (দাওয়াহ ও ইসলামী কার্যক্রম)</w:t>
+      </w:r>
+    </w:p>
+    <w:p>
+      <w:r>
+        <w:t>bhf.support@gmail.com (সদস্য ও সাধারণ সহায়তা)</w:t>
+      </w:r>
+    </w:p>
+    <w:p>
+      <w:r>
+        <w:t>bhf.media@gmail.com (মিডিয়া ও প্রেস)</w:t>
+      </w:r>
+    </w:p>
+    <w:p>
+      <w:pPr>
+        <w:jc w:val="center"/>
+        <w:rPr>
+          <w:b/>
+          <w:sz w:val="28"/>
+        </w:rPr>
+      </w:pPr>
+      <w:proofErr w:type="spellStart"/>
+      <w:r>
+        <w:rPr>
+          <w:b/>
+          <w:sz w:val="28"/>
+        </w:rPr>
+        <w:lastRenderedPageBreak/>
+        <w:t>পিপিপিপির</w:t>
+      </w:r>
+      <w:proofErr w:type="spellEnd"/>
+      <w:r>
+        <w:rPr>
+          <w:b/>
+          <w:sz w:val="28"/>
+        </w:rPr>
+        <w:t xml:space="preserve"> </w:t>
+      </w:r>
+      <w:proofErr w:type="spellStart"/>
+      <w:r>
+        <w:rPr>
+          <w:b/>
+          <w:sz w:val="28"/>
+        </w:rPr>
+        <w:t>দেশীয়</w:t>
+      </w:r>
+      <w:proofErr w:type="spellEnd"/>
+      <w:r>
+        <w:rPr>
+          <w:b/>
+          <w:sz w:val="28"/>
+        </w:rPr>
+        <w:t xml:space="preserve"> </w:t>
+      </w:r>
+      <w:proofErr w:type="spellStart"/>
+      <w:r>
+        <w:rPr>
+          <w:b/>
+          <w:sz w:val="28"/>
+        </w:rPr>
+        <w:t>পুরস্কার</w:t>
+      </w:r>
+      <w:proofErr w:type="spellEnd"/>
+      <w:r>
+        <w:rPr>
+          <w:b/>
+          <w:sz w:val="28"/>
+        </w:rPr>
+        <w:t xml:space="preserve"> </w:t>
+      </w:r>
+      <w:proofErr w:type="spellStart"/>
+      <w:r>
+        <w:rPr>
+          <w:b/>
+          <w:sz w:val="28"/>
+        </w:rPr>
+        <w:t>সংস্থা</w:t>
+      </w:r>
+      <w:proofErr w:type="spellEnd"/>
     </w:p>
     <w:p>
       <w:pPr>
@@ -1452,7 +2209,7 @@
           <w:b/>
           <w:sz w:val="28"/>
         </w:rPr>
-        <w:t>পিপিপিপির ইসলামী আন্দোলন শাখা (PPPP Islamic Movement Wing)</w:t>
+        <w:t>(PPPP National Award Organization)</w:t>
       </w:r>
     </w:p>
     <w:p>
@@ -1464,33 +2221,160 @@
           <w:b/>
           <w:sz w:val="28"/>
         </w:rPr>
-        <w:t>Bangladesh Hilful Fuzul (BHF)</w:t>
-      </w:r>
-    </w:p>
-    <w:p>
-      <w:r>
-        <w:t>bhf.bangladesh@gmail.com (প্রধান অফিসিয়াল ইমেইল)</w:t>
-      </w:r>
-    </w:p>
-    <w:p>
-      <w:r>
-        <w:t>bhf.info@gmail.com (সাধারণ তথ্য)</w:t>
-      </w:r>
-    </w:p>
-    <w:p>
-      <w:r>
-        <w:t>bhf.dawah@gmail.com (দাওয়াহ ও ইসলামী কার্যক্রম)</w:t>
-      </w:r>
-    </w:p>
-    <w:p>
-      <w:r>
-        <w:t>bhf.support@gmail.com (সদস্য ও সাধারণ সহায়তা)</w:t>
-      </w:r>
-    </w:p>
-    <w:p>
-      <w:r>
-        <w:t>bhf.media@gmail.com (মিডিয়া ও প্রেস)</w:t>
-      </w:r>
+        <w:t>Naz-Niaz Award Organization (NAO)</w:t>
+      </w:r>
+    </w:p>
+    <w:p>
+      <w:r>
+        <w:t xml:space="preserve">nao.bangladesh@gmail.com </w:t>
+      </w:r>
+      <w:r>
+        <w:t>(</w:t>
+      </w:r>
+      <w:proofErr w:type="spellStart"/>
+      <w:r>
+        <w:rPr>
+          <w:rFonts w:ascii="Nirmala UI" w:hAnsi="Nirmala UI" w:cs="Nirmala UI"/>
+        </w:rPr>
+        <w:t>প্রধান</w:t>
+      </w:r>
+      <w:proofErr w:type="spellEnd"/>
+      <w:r>
+        <w:t xml:space="preserve"> / </w:t>
+      </w:r>
+      <w:proofErr w:type="spellStart"/>
+      <w:r>
+        <w:rPr>
+          <w:rFonts w:ascii="Nirmala UI" w:hAnsi="Nirmala UI" w:cs="Nirmala UI"/>
+        </w:rPr>
+        <w:t>অফিসিয়াল</w:t>
+      </w:r>
+      <w:proofErr w:type="spellEnd"/>
+      <w:r>
+        <w:t xml:space="preserve"> </w:t>
+      </w:r>
+      <w:proofErr w:type="spellStart"/>
+      <w:r>
+        <w:rPr>
+          <w:rFonts w:ascii="Nirmala UI" w:hAnsi="Nirmala UI" w:cs="Nirmala UI"/>
+        </w:rPr>
+        <w:t>ইমেইল</w:t>
+      </w:r>
+      <w:proofErr w:type="spellEnd"/>
+      <w:r>
+        <w:t>)</w:t>
+      </w:r>
+    </w:p>
+    <w:p>
+      <w:r>
+        <w:t>nao.info@gmail.com (তথ্য ও সাধারণ যোগাযোগ)</w:t>
+      </w:r>
+    </w:p>
+    <w:p>
+      <w:r>
+        <w:t>nao.awards@gmail.com (পুরস্কার সংক্রান্ত কার্যক্রম)</w:t>
+      </w:r>
+    </w:p>
+    <w:p>
+      <w:r>
+        <w:t>nao.nomination@gmail.com (মনোনয়ন গ্রহণ)</w:t>
+      </w:r>
+    </w:p>
+    <w:p>
+      <w:r>
+        <w:t>nao.selection@gmail.com (বাছাই কমিটি)</w:t>
+      </w:r>
+    </w:p>
+    <w:p>
+      <w:r>
+        <w:t>nao.jury@gmail.com (জুরি বোর্ড)</w:t>
+      </w:r>
+    </w:p>
+    <w:p>
+      <w:r>
+        <w:t>nao.ceremony@gmail.com (পুরস্কার অনুষ্ঠান)</w:t>
+      </w:r>
+    </w:p>
+    <w:p>
+      <w:r>
+        <w:t>nao.media@gmail.com (মিডিয়া ও প্রেস)</w:t>
+      </w:r>
+    </w:p>
+    <w:p>
+      <w:r>
+        <w:t>nao.support@gmail.com (সহায়তা ও যোগাযোগ)</w:t>
+      </w:r>
+    </w:p>
+    <w:p>
+      <w:r>
+        <w:t>nao.office@gmail.com (প্রশাসনিক কার্যক্রম)</w:t>
+      </w:r>
+    </w:p>
+    <w:p>
+      <w:pPr>
+        <w:jc w:val="center"/>
+        <w:rPr>
+          <w:b/>
+          <w:sz w:val="28"/>
+        </w:rPr>
+      </w:pPr>
+      <w:proofErr w:type="spellStart"/>
+      <w:r>
+        <w:rPr>
+          <w:b/>
+          <w:sz w:val="28"/>
+        </w:rPr>
+        <w:t>পিপিপিপির</w:t>
+      </w:r>
+      <w:proofErr w:type="spellEnd"/>
+      <w:r>
+        <w:rPr>
+          <w:b/>
+          <w:sz w:val="28"/>
+        </w:rPr>
+        <w:t xml:space="preserve"> </w:t>
+      </w:r>
+      <w:proofErr w:type="spellStart"/>
+      <w:r>
+        <w:rPr>
+          <w:b/>
+          <w:sz w:val="28"/>
+        </w:rPr>
+        <w:t>গ্লোবাল</w:t>
+      </w:r>
+      <w:proofErr w:type="spellEnd"/>
+      <w:r>
+        <w:rPr>
+          <w:b/>
+          <w:sz w:val="28"/>
+        </w:rPr>
+        <w:t xml:space="preserve"> </w:t>
+      </w:r>
+      <w:proofErr w:type="spellStart"/>
+      <w:r>
+        <w:rPr>
+          <w:b/>
+          <w:sz w:val="28"/>
+        </w:rPr>
+        <w:t>পুরস্কার</w:t>
+      </w:r>
+      <w:proofErr w:type="spellEnd"/>
+      <w:r>
+        <w:rPr>
+          <w:b/>
+          <w:sz w:val="28"/>
+        </w:rPr>
+        <w:t xml:space="preserve"> </w:t>
+      </w:r>
+      <w:proofErr w:type="spellStart"/>
+      <w:r>
+        <w:rPr>
+          <w:b/>
+          <w:sz w:val="28"/>
+        </w:rPr>
+        <w:t>সংস্থা</w:t>
+      </w:r>
+      <w:proofErr w:type="spellEnd"/>
     </w:p>
     <w:p>
       <w:pPr>
@@ -1501,7 +2385,7 @@
           <w:b/>
           <w:sz w:val="28"/>
         </w:rPr>
-        <w:t>পিপিপিপির দেশীয় পুরস্কার সংস্থা (PPPP National Award Organization)</w:t>
+        <w:t>(PPPP Global Award Organization)</w:t>
       </w:r>
     </w:p>
     <w:p>
@@ -1513,59 +2397,161 @@
           <w:b/>
           <w:sz w:val="28"/>
         </w:rPr>
-        <w:t>Naz-Niaz Award Organization (NAO)</w:t>
-      </w:r>
-    </w:p>
-    <w:p>
-      <w:r>
-        <w:t>nao.bangladesh@gmail.com (প্রধান অফিসিয়াল ইমেইল)</w:t>
-      </w:r>
-    </w:p>
-    <w:p>
-      <w:r>
-        <w:t>nao.info@gmail.com (তথ্য ও সাধারণ যোগাযোগ)</w:t>
+        <w:t>Jewel-Juthi Award Organization (JAO)</w:t>
+      </w:r>
+    </w:p>
+    <w:p>
+      <w:r>
+        <w:t xml:space="preserve">jao.global@gmail.com </w:t>
+      </w:r>
+      <w:r>
+        <w:t>(</w:t>
+      </w:r>
+      <w:proofErr w:type="spellStart"/>
+      <w:r>
+        <w:rPr>
+          <w:rFonts w:ascii="Nirmala UI" w:hAnsi="Nirmala UI" w:cs="Nirmala UI"/>
+        </w:rPr>
+        <w:t>প্রধান</w:t>
+      </w:r>
+      <w:proofErr w:type="spellEnd"/>
+      <w:r>
+        <w:t xml:space="preserve"> / </w:t>
+      </w:r>
+      <w:proofErr w:type="spellStart"/>
+      <w:r>
+        <w:rPr>
+          <w:rFonts w:ascii="Nirmala UI" w:hAnsi="Nirmala UI" w:cs="Nirmala UI"/>
+        </w:rPr>
+        <w:t>অফিসিয়াল</w:t>
+      </w:r>
+      <w:proofErr w:type="spellEnd"/>
+      <w:r>
+        <w:t xml:space="preserve"> </w:t>
+      </w:r>
+      <w:proofErr w:type="spellStart"/>
+      <w:r>
+        <w:rPr>
+          <w:rFonts w:ascii="Nirmala UI" w:hAnsi="Nirmala UI" w:cs="Nirmala UI"/>
+        </w:rPr>
+        <w:t>ইমেইল</w:t>
+      </w:r>
+      <w:proofErr w:type="spellEnd"/>
+      <w:r>
+        <w:t>)</w:t>
+      </w:r>
+    </w:p>
+    <w:p>
+      <w:r>
+        <w:t>jao.info@gmail.com (তথ্য ও যোগাযোগ)</w:t>
+      </w:r>
+    </w:p>
+    <w:p>
+      <w:r>
+        <w:t>jao.awards@gmail.com (গ্লোবাল পুরস্কার কার্যক্রম)</w:t>
+      </w:r>
+    </w:p>
+    <w:p>
+      <w:r>
+        <w:t>jao.nomination@gmail.com (মনোনয়ন গ্রহণ)</w:t>
+      </w:r>
+    </w:p>
+    <w:p>
+      <w:r>
+        <w:t>jao.selection@gmail.com (বাছাই কমিটি)</w:t>
+      </w:r>
+    </w:p>
+    <w:p>
+      <w:r>
+        <w:t>jao.jury@gmail.com (জুরি বোর্ড)</w:t>
+      </w:r>
+    </w:p>
+    <w:p>
+      <w:r>
+        <w:t>jao.ceremony@gmail.com (পুরস্কার অনুষ্ঠান)</w:t>
       </w:r>
     </w:p>
     <w:p>
       <w:r>
         <w:lastRenderedPageBreak/>
-        <w:t>nao.awards@gmail.com (পুরস্কার সংক্রান্ত কার্যক্রম)</w:t>
-      </w:r>
-    </w:p>
-    <w:p>
-      <w:r>
-        <w:t>nao.nomination@gmail.com (মনোনয়ন গ্রহণ)</w:t>
-      </w:r>
-    </w:p>
-    <w:p>
-      <w:r>
-        <w:t>nao.selection@gmail.com (বাছাই কমিটি)</w:t>
-      </w:r>
-    </w:p>
-    <w:p>
-      <w:r>
-        <w:t>nao.jury@gmail.com (জুরি বোর্ড)</w:t>
-      </w:r>
-    </w:p>
-    <w:p>
-      <w:r>
-        <w:t>nao.ceremony@gmail.com (পুরস্কার অনুষ্ঠান)</w:t>
-      </w:r>
-    </w:p>
-    <w:p>
-      <w:r>
-        <w:t>nao.media@gmail.com (মিডিয়া ও প্রেস)</w:t>
-      </w:r>
-    </w:p>
-    <w:p>
-      <w:r>
-        <w:t>nao.support@gmail.com (সহায়তা ও যোগাযোগ)</w:t>
-      </w:r>
-    </w:p>
-    <w:p>
-      <w:r>
-        <w:t>nao.office@gmail.com (প্রশাসনিক কার্যক্রম)</w:t>
-      </w:r>
+        <w:t>jao.media@gmail.com (মিডিয়া ও প্রেস)</w:t>
+      </w:r>
+    </w:p>
+    <w:p>
+      <w:r>
+        <w:t>jao.support@gmail.com (সহায়তা)</w:t>
+      </w:r>
+    </w:p>
+    <w:p>
+      <w:r>
+        <w:t>jao.office@gmail.com (প্রশাসনিক কার্যক্রম)</w:t>
+      </w:r>
+    </w:p>
+    <w:p>
+      <w:pPr>
+        <w:jc w:val="center"/>
+        <w:rPr>
+          <w:b/>
+          <w:sz w:val="28"/>
+        </w:rPr>
+      </w:pPr>
+      <w:proofErr w:type="spellStart"/>
+      <w:r>
+        <w:rPr>
+          <w:b/>
+          <w:sz w:val="28"/>
+        </w:rPr>
+        <w:t>পিপিপিপির</w:t>
+      </w:r>
+      <w:proofErr w:type="spellEnd"/>
+      <w:r>
+        <w:rPr>
+          <w:b/>
+          <w:sz w:val="28"/>
+        </w:rPr>
+        <w:t xml:space="preserve"> </w:t>
+      </w:r>
+      <w:proofErr w:type="spellStart"/>
+      <w:r>
+        <w:rPr>
+          <w:b/>
+          <w:sz w:val="28"/>
+        </w:rPr>
+        <w:t>দেশীয়</w:t>
+      </w:r>
+      <w:proofErr w:type="spellEnd"/>
+      <w:r>
+        <w:rPr>
+          <w:b/>
+          <w:sz w:val="28"/>
+        </w:rPr>
+        <w:t xml:space="preserve"> ১৫ </w:t>
+      </w:r>
+      <w:proofErr w:type="spellStart"/>
+      <w:r>
+        <w:rPr>
+          <w:b/>
+          <w:sz w:val="28"/>
+        </w:rPr>
+        <w:t>পুরস্কার</w:t>
+      </w:r>
+      <w:proofErr w:type="spellEnd"/>
+      <w:r>
+        <w:rPr>
+          <w:b/>
+          <w:sz w:val="28"/>
+        </w:rPr>
+        <w:t xml:space="preserve"> </w:t>
+      </w:r>
+      <w:proofErr w:type="spellStart"/>
+      <w:r>
+        <w:rPr>
+          <w:b/>
+          <w:sz w:val="28"/>
+        </w:rPr>
+        <w:t>শাখা</w:t>
+      </w:r>
+      <w:proofErr w:type="spellEnd"/>
     </w:p>
     <w:p>
       <w:pPr>
@@ -1576,7 +2562,7 @@
           <w:b/>
           <w:sz w:val="28"/>
         </w:rPr>
-        <w:t>পিপিপিপির গ্লোবাল পুরস্কার সংস্থা (PPPP Global Award Organization)</w:t>
+        <w:t>(PPPP 15 National Award Wings)</w:t>
       </w:r>
     </w:p>
     <w:p>
@@ -1588,58 +2574,149 @@
           <w:b/>
           <w:sz w:val="28"/>
         </w:rPr>
-        <w:t>Jewel-Juthi Award Organization (JAO)</w:t>
-      </w:r>
-    </w:p>
-    <w:p>
-      <w:r>
-        <w:t>jao.global@gmail.com (প্রধান অফিসিয়াল ইমেইল)</w:t>
-      </w:r>
-    </w:p>
-    <w:p>
-      <w:r>
-        <w:t>jao.info@gmail.com (তথ্য ও যোগাযোগ)</w:t>
-      </w:r>
-    </w:p>
-    <w:p>
-      <w:r>
-        <w:t>jao.awards@gmail.com (গ্লোবাল পুরস্কার কার্যক্রম)</w:t>
-      </w:r>
-    </w:p>
-    <w:p>
-      <w:r>
-        <w:t>jao.nomination@gmail.com (মনোনয়ন গ্রহণ)</w:t>
-      </w:r>
-    </w:p>
-    <w:p>
-      <w:r>
-        <w:t>jao.selection@gmail.com (বাছাই কমিটি)</w:t>
-      </w:r>
-    </w:p>
-    <w:p>
-      <w:r>
-        <w:t>jao.jury@gmail.com (জুরি বোর্ড)</w:t>
-      </w:r>
-    </w:p>
-    <w:p>
-      <w:r>
-        <w:t>jao.ceremony@gmail.com (পুরস্কার অনুষ্ঠান)</w:t>
-      </w:r>
-    </w:p>
-    <w:p>
-      <w:r>
-        <w:t>jao.media@gmail.com (মিডিয়া ও প্রেস)</w:t>
-      </w:r>
-    </w:p>
-    <w:p>
-      <w:r>
-        <w:t>jao.support@gmail.com (সহায়তা)</w:t>
-      </w:r>
-    </w:p>
-    <w:p>
-      <w:r>
-        <w:t>jao.office@gmail.com (প্রশাসনিক কার্যক্রম)</w:t>
-      </w:r>
+        <w:t>Naz-Niaz Award Organization (NAO)</w:t>
+      </w:r>
+    </w:p>
+    <w:p>
+      <w:r>
+        <w:t>nao.peace@gmail.com (শান্তি পুরস্কার)</w:t>
+      </w:r>
+    </w:p>
+    <w:p>
+      <w:r>
+        <w:t>nao.literature@gmail.com (সাহিত্য পুরস্কার)</w:t>
+      </w:r>
+    </w:p>
+    <w:p>
+      <w:r>
+        <w:t>nao.research@gmail.com (গবেষণা পুরস্কার)</w:t>
+      </w:r>
+    </w:p>
+    <w:p>
+      <w:r>
+        <w:t>nao.innovation@gmail.com (উদ্ভাবন পুরস্কার)</w:t>
+      </w:r>
+    </w:p>
+    <w:p>
+      <w:r>
+        <w:t>nao.humanity@gmail.com (মানবতা পুরস্কার)</w:t>
+      </w:r>
+    </w:p>
+    <w:p>
+      <w:r>
+        <w:t>nao.service@gmail.com (মানবসেবা পুরস্কার)</w:t>
+      </w:r>
+    </w:p>
+    <w:p>
+      <w:r>
+        <w:t>nao.plants@gmail.com (উদ্ভিদসেবা পুরস্কার)</w:t>
+      </w:r>
+    </w:p>
+    <w:p>
+      <w:r>
+        <w:t>nao.birds@gmail.com (পাখিসেবা পুরস্কার)</w:t>
+      </w:r>
+    </w:p>
+    <w:p>
+      <w:r>
+        <w:t>nao.animals@gmail.com (প্রাণীসেবা পুরস্কার)</w:t>
+      </w:r>
+    </w:p>
+    <w:p>
+      <w:r>
+        <w:t>nao.food@gmail.com (খাদ্যসেবা পুরস্কার)</w:t>
+      </w:r>
+    </w:p>
+    <w:p>
+      <w:r>
+        <w:t>nao.clothing@gmail.com (বস্ত্রসেবা পুরস্কার)</w:t>
+      </w:r>
+    </w:p>
+    <w:p>
+      <w:r>
+        <w:t>nao.housing@gmail.com (বাসস্থান সেবা পুরস্কার)</w:t>
+      </w:r>
+    </w:p>
+    <w:p>
+      <w:r>
+        <w:t>nao.education@gmail.com (শিক্ষাসেবা পুরস্কার)</w:t>
+      </w:r>
+    </w:p>
+    <w:p>
+      <w:r>
+        <w:t>nao.health@gmail.com (চিকিৎসা সেবা পুরস্কার)</w:t>
+      </w:r>
+    </w:p>
+    <w:p>
+      <w:r>
+        <w:t>nao.islamic@gmail.com (ইসলাম সেবা পুরস্কার)</w:t>
+      </w:r>
+    </w:p>
+    <w:p>
+      <w:pPr>
+        <w:jc w:val="center"/>
+        <w:rPr>
+          <w:b/>
+          <w:sz w:val="28"/>
+        </w:rPr>
+      </w:pPr>
+      <w:proofErr w:type="spellStart"/>
+      <w:r>
+        <w:rPr>
+          <w:b/>
+          <w:sz w:val="28"/>
+        </w:rPr>
+        <w:t>পিপিপিপির</w:t>
+      </w:r>
+      <w:proofErr w:type="spellEnd"/>
+      <w:r>
+        <w:rPr>
+          <w:b/>
+          <w:sz w:val="28"/>
+        </w:rPr>
+        <w:t xml:space="preserve"> </w:t>
+      </w:r>
+      <w:proofErr w:type="spellStart"/>
+      <w:r>
+        <w:rPr>
+          <w:b/>
+          <w:sz w:val="28"/>
+        </w:rPr>
+        <w:t>গ্লোবাল</w:t>
+      </w:r>
+      <w:proofErr w:type="spellEnd"/>
+      <w:r>
+        <w:rPr>
+          <w:b/>
+          <w:sz w:val="28"/>
+        </w:rPr>
+        <w:t xml:space="preserve"> ১৫ </w:t>
+      </w:r>
+      <w:proofErr w:type="spellStart"/>
+      <w:r>
+        <w:rPr>
+          <w:b/>
+          <w:sz w:val="28"/>
+        </w:rPr>
+        <w:t>পুরস্কার</w:t>
+      </w:r>
+      <w:proofErr w:type="spellEnd"/>
+      <w:r>
+        <w:rPr>
+          <w:b/>
+          <w:sz w:val="28"/>
+        </w:rPr>
+        <w:t xml:space="preserve"> </w:t>
+      </w:r>
+      <w:proofErr w:type="spellStart"/>
+      <w:r>
+        <w:rPr>
+          <w:b/>
+          <w:sz w:val="28"/>
+        </w:rPr>
+        <w:t>শাখা</w:t>
+      </w:r>
+      <w:proofErr w:type="spellEnd"/>
     </w:p>
     <w:p>
       <w:pPr>
@@ -1650,7 +2727,7 @@
           <w:b/>
           <w:sz w:val="28"/>
         </w:rPr>
-        <w:t>পিপিপিপির দেশীয় ১৫ পুরস্কার শাখা (PPPP 15 National Award Wings)</w:t>
+        <w:t>(PPPP 15 Global Award Wings)</w:t>
       </w:r>
     </w:p>
     <w:p>
@@ -1662,106 +2739,7 @@
           <w:b/>
           <w:sz w:val="28"/>
         </w:rPr>
-        <w:t>Naz-Niaz Award Organization (NAO)</w:t>
-      </w:r>
-    </w:p>
-    <w:p>
-      <w:r>
         <w:lastRenderedPageBreak/>
-        <w:t>nao.peace@gmail.com (শান্তি পুরস্কার)</w:t>
-      </w:r>
-    </w:p>
-    <w:p>
-      <w:r>
-        <w:t>nao.literature@gmail.com (সাহিত্য পুরস্কার)</w:t>
-      </w:r>
-    </w:p>
-    <w:p>
-      <w:r>
-        <w:t>nao.research@gmail.com (গবেষণা পুরস্কার)</w:t>
-      </w:r>
-    </w:p>
-    <w:p>
-      <w:r>
-        <w:t>nao.innovation@gmail.com (উদ্ভাবন পুরস্কার)</w:t>
-      </w:r>
-    </w:p>
-    <w:p>
-      <w:r>
-        <w:t>nao.humanity@gmail.com (মানবতা পুরস্কার)</w:t>
-      </w:r>
-    </w:p>
-    <w:p>
-      <w:r>
-        <w:t>nao.service@gmail.com (মানবসেবা পুরস্কার)</w:t>
-      </w:r>
-    </w:p>
-    <w:p>
-      <w:r>
-        <w:t>nao.plants@gmail.com (উদ্ভিদসেবা পুরস্কার)</w:t>
-      </w:r>
-    </w:p>
-    <w:p>
-      <w:r>
-        <w:t>nao.birds@gmail.com (পাখিসেবা পুরস্কার)</w:t>
-      </w:r>
-    </w:p>
-    <w:p>
-      <w:r>
-        <w:t>nao.animals@gmail.com (প্রাণীসেবা পুরস্কার)</w:t>
-      </w:r>
-    </w:p>
-    <w:p>
-      <w:r>
-        <w:t>nao.food@gmail.com (খাদ্যসেবা পুরস্কার)</w:t>
-      </w:r>
-    </w:p>
-    <w:p>
-      <w:r>
-        <w:t>nao.clothing@gmail.com (বস্ত্রসেবা পুরস্কার)</w:t>
-      </w:r>
-    </w:p>
-    <w:p>
-      <w:r>
-        <w:t>nao.housing@gmail.com (বাসস্থান সেবা পুরস্কার)</w:t>
-      </w:r>
-    </w:p>
-    <w:p>
-      <w:r>
-        <w:t>nao.education@gmail.com (শিক্ষাসেবা পুরস্কার)</w:t>
-      </w:r>
-    </w:p>
-    <w:p>
-      <w:r>
-        <w:t>nao.health@gmail.com (চিকিৎসা সেবা পুরস্কার)</w:t>
-      </w:r>
-    </w:p>
-    <w:p>
-      <w:r>
-        <w:t>nao.islamic@gmail.com (ইসলাম সেবা পুরস্কার)</w:t>
-      </w:r>
-    </w:p>
-    <w:p>
-      <w:pPr>
-        <w:jc w:val="center"/>
-      </w:pPr>
-      <w:r>
-        <w:rPr>
-          <w:b/>
-          <w:sz w:val="28"/>
-        </w:rPr>
-        <w:t>পিপিপিপির গ্লোবাল ১৫ পুরস্কার শাখা (PPPP 15 Global Award Wings)</w:t>
-      </w:r>
-    </w:p>
-    <w:p>
-      <w:pPr>
-        <w:jc w:val="center"/>
-      </w:pPr>
-      <w:r>
-        <w:rPr>
-          <w:b/>
-          <w:sz w:val="28"/>
-        </w:rPr>
         <w:t>Jewel-Juthi Award Organization (JAO)</w:t>
       </w:r>
     </w:p>
@@ -1797,7 +2775,6 @@
     </w:p>
     <w:p>
       <w:r>
-        <w:lastRenderedPageBreak/>
         <w:t>jao.plants@gmail.com (উদ্ভিদসেবা পুরস্কার)</w:t>
       </w:r>
     </w:p>
